--- a/oppari.docx
+++ b/oppari.docx
@@ -2,6 +2,32 @@
 <file path=word/document.xml><?xml version="1.0" encoding="utf-8"?>
 <w:document xmlns:w="http://schemas.openxmlformats.org/wordprocessingml/2006/main" xmlns:m="http://schemas.openxmlformats.org/officeDocument/2006/math" xmlns:r="http://schemas.openxmlformats.org/officeDocument/2006/relationships" xmlns:o="urn:schemas-microsoft-com:office:office" xmlns:v="urn:schemas-microsoft-com:vml" xmlns:w10="urn:schemas-microsoft-com:office:word" xmlns:a="http://schemas.openxmlformats.org/drawingml/2006/main" xmlns:pic="http://schemas.openxmlformats.org/drawingml/2006/picture" xmlns:wp="http://schemas.openxmlformats.org/drawingml/2006/wordprocessingDrawing">
   <w:body>
+    <w:sdt>
+      <w:sdtPr>
+        <w:docPartObj>
+          <w:docPartGallery w:val="Table of Contents"/>
+          <w:docPartUnique/>
+        </w:docPartObj>
+      </w:sdtPr>
+      <w:sdtContent>
+        <w:p>
+          <w:pPr>
+            <w:pStyle w:val="TOCHeading"/>
+          </w:pPr>
+          <w:r>
+            <w:t xml:space="preserve">Table of Contents</w:t>
+          </w:r>
+        </w:p>
+        <w:p>
+          <w:r>
+            <w:fldChar w:fldCharType="begin" w:dirty="true"/>
+            <w:instrText xml:space="preserve">TOC \o "1-3" \h \z \u</w:instrText>
+            <w:fldChar w:fldCharType="separate"/>
+            <w:fldChar w:fldCharType="end"/>
+          </w:r>
+        </w:p>
+      </w:sdtContent>
+    </w:sdt>
     <w:bookmarkStart w:id="9" w:name="abstrakti"/>
     <w:p>
       <w:pPr>
@@ -533,7 +559,7 @@
         <w:t xml:space="preserve"> </w:t>
       </w:r>
       <w:r>
-        <w:t xml:space="preserve">Atlassian</w:t>
+        <w:t xml:space="preserve">Atlassian (n.d.)</w:t>
       </w:r>
     </w:p>
     <w:p>
@@ -855,21 +881,21 @@
         <w:t xml:space="preserve"> </w:t>
       </w:r>
       <w:r>
+        <w:t xml:space="preserve">Matt (2026e)</w:t>
+      </w:r>
+    </w:p>
+    <w:p>
+      <w:pPr>
+        <w:pStyle w:val="BodyText"/>
+      </w:pPr>
+      <w:r>
+        <w:t xml:space="preserve">Markdownin etu on sen muunneltavuus. Sama sisältö voidaan muuntaa automaattisesti esimerkiksi HTML-, PDF- tai muihin formaatteihin erilaisten formatointityökalujen avulla. Tämän ansiosta sisältö voidaan uudelleenkäyttää eri ympäristöissä ilman, että sitä tarvitsee kirjoittaa uudelleen. Markdown toimii siltana yksinkertaisen tekstin ja monipuolisten julkaisumuotojen välillä, mikä tekee siitä työkalun nykyaikaisessa dokumentaatiotyössä.</w:t>
+      </w:r>
+      <w:r>
+        <w:t xml:space="preserve"> </w:t>
+      </w:r>
+      <w:r>
         <w:t xml:space="preserve">Matt (2026d)</w:t>
-      </w:r>
-    </w:p>
-    <w:p>
-      <w:pPr>
-        <w:pStyle w:val="BodyText"/>
-      </w:pPr>
-      <w:r>
-        <w:t xml:space="preserve">Markdownin etu on sen muunneltavuus. Sama sisältö voidaan muuntaa automaattisesti esimerkiksi HTML-, PDF- tai muihin formaatteihin erilaisten formatointityökalujen avulla. Tämän ansiosta sisältö voidaan uudelleenkäyttää eri ympäristöissä ilman, että sitä tarvitsee kirjoittaa uudelleen. Markdown toimii siltana yksinkertaisen tekstin ja monipuolisten julkaisumuotojen välillä, mikä tekee siitä työkalun nykyaikaisessa dokumentaatiotyössä.</w:t>
-      </w:r>
-      <w:r>
-        <w:t xml:space="preserve"> </w:t>
-      </w:r>
-      <w:r>
-        <w:t xml:space="preserve">Matt (2026b)</w:t>
       </w:r>
     </w:p>
     <w:bookmarkStart w:id="22" w:name="markdownin-historia-ja-kehitystausta"/>
@@ -1231,7 +1257,7 @@
         <w:t xml:space="preserve"> </w:t>
       </w:r>
       <w:r>
-        <w:t xml:space="preserve">Matt (2026e)</w:t>
+        <w:t xml:space="preserve">Matt (2026c)</w:t>
       </w:r>
     </w:p>
     <w:p>
@@ -1259,7 +1285,7 @@
         <w:t xml:space="preserve"> </w:t>
       </w:r>
       <w:r>
-        <w:t xml:space="preserve">Matt (2026c)</w:t>
+        <w:t xml:space="preserve">Matt (2026b)</w:t>
       </w:r>
     </w:p>
     <w:bookmarkEnd w:id="28"/>
@@ -1293,7 +1319,7 @@
         <w:t xml:space="preserve"> </w:t>
       </w:r>
       <w:r>
-        <w:t xml:space="preserve">9001 2015)</w:t>
+        <w:t xml:space="preserve">9001, 2015)</w:t>
       </w:r>
     </w:p>
     <w:p>
@@ -1417,7 +1443,7 @@
         <w:t xml:space="preserve"> </w:t>
       </w:r>
       <w:r>
-        <w:t xml:space="preserve">15489-1 2016)</w:t>
+        <w:t xml:space="preserve">15489-1, 2016)</w:t>
       </w:r>
     </w:p>
     <w:bookmarkStart w:id="30" w:name="dokumentaation-ylläpidettävyys"/>
@@ -1572,7 +1598,7 @@
         <w:t xml:space="preserve"> </w:t>
       </w:r>
       <w:r>
-        <w:t xml:space="preserve">Matt (2026c)</w:t>
+        <w:t xml:space="preserve">Matt (2026b)</w:t>
       </w:r>
     </w:p>
     <w:bookmarkEnd w:id="31"/>
@@ -1720,7 +1746,7 @@
         <w:t xml:space="preserve"> </w:t>
       </w:r>
       <w:r>
-        <w:t xml:space="preserve">Docs (2026a)</w:t>
+        <w:t xml:space="preserve">M. W. Docs (2026a)</w:t>
       </w:r>
     </w:p>
     <w:p>
@@ -1782,7 +1808,7 @@
         <w:t xml:space="preserve"> </w:t>
       </w:r>
       <w:r>
-        <w:t xml:space="preserve">Broucke and Baesens (n.d.)</w:t>
+        <w:t xml:space="preserve">Broucke &amp; Baesens (n.d.)</w:t>
       </w:r>
     </w:p>
     <w:p>
@@ -1873,7 +1899,7 @@
         <w:t xml:space="preserve"> </w:t>
       </w:r>
       <w:r>
-        <w:t xml:space="preserve">Matt (2026d)</w:t>
+        <w:t xml:space="preserve">Matt (2026e)</w:t>
       </w:r>
     </w:p>
     <w:p>
@@ -2064,7 +2090,7 @@
         <w:t xml:space="preserve"> </w:t>
       </w:r>
       <w:r>
-        <w:t xml:space="preserve">Broucke and Baesens (n.d.)</w:t>
+        <w:t xml:space="preserve">Broucke &amp; Baesens (n.d.)</w:t>
       </w:r>
     </w:p>
     <w:p>
@@ -2641,7 +2667,7 @@
     <w:bookmarkEnd w:id="50"/>
     <w:bookmarkEnd w:id="51"/>
     <w:bookmarkEnd w:id="52"/>
-    <w:bookmarkStart w:id="80" w:name="research"/>
+    <w:bookmarkStart w:id="86" w:name="research"/>
     <w:p>
       <w:pPr>
         <w:pStyle w:val="Heading1"/>
@@ -2716,7 +2742,7 @@
         <w:t xml:space="preserve"> </w:t>
       </w:r>
       <w:r>
-        <w:t xml:space="preserve">Docs (2026b)</w:t>
+        <w:t xml:space="preserve">M. W. Docs (2026b)</w:t>
       </w:r>
     </w:p>
     <w:p>
@@ -6497,7 +6523,7 @@
       </w:r>
     </w:p>
     <w:bookmarkEnd w:id="73"/>
-    <w:bookmarkStart w:id="79" w:name="X4fab499b68517d6c1e3a0b779e94e582f8f2a7b"/>
+    <w:bookmarkStart w:id="85" w:name="X4fab499b68517d6c1e3a0b779e94e582f8f2a7b"/>
     <w:p>
       <w:pPr>
         <w:pStyle w:val="Heading2"/>
@@ -6514,7 +6540,7 @@
         <w:t xml:space="preserve">tekstiä tänne?</w:t>
       </w:r>
     </w:p>
-    <w:bookmarkStart w:id="74" w:name="markdown---docx--muunnos-pandocilla"/>
+    <w:bookmarkStart w:id="80" w:name="markdown---docx--muunnos-pandocilla"/>
     <w:p>
       <w:pPr>
         <w:pStyle w:val="Heading3"/>
@@ -6586,37 +6612,59 @@
         <w:t xml:space="preserve">Havainnollistaa ensimmäistä muunnosta.</w:t>
       </w:r>
     </w:p>
-    <w:tbl>
-      <w:tblPr>
-        <w:tblStyle w:val="FigureTable"/>
-        <w:tblW w:type="auto" w:w="0"/>
-        <w:jc w:val="center"/>
-        <w:tblLook w:firstRow="0" w:lastRow="0" w:firstColumn="0" w:lastColumn="0"/>
-      </w:tblPr>
-      <w:tblGrid>
-        <w:gridCol w:w="7920"/>
-      </w:tblGrid>
-      <w:tr>
-        <w:tc>
-          <w:tcPr/>
-          <w:p>
-            <w:pPr>
-              <w:pStyle w:val="Compact"/>
-              <w:jc w:val="center"/>
-            </w:pPr>
-            <w:r>
-              <w:t xml:space="preserve">alt text</w:t>
-            </w:r>
-          </w:p>
-        </w:tc>
-      </w:tr>
-    </w:tbl>
+    <w:p>
+      <w:pPr>
+        <w:pStyle w:val="CaptionedFigure"/>
+      </w:pPr>
+      <w:r>
+        <w:drawing>
+          <wp:inline>
+            <wp:extent cx="5334000" cy="4926418"/>
+            <wp:effectExtent b="0" l="0" r="0" t="0"/>
+            <wp:docPr descr="kuva7" title="" id="75" name="Picture"/>
+            <a:graphic>
+              <a:graphicData uri="http://schemas.openxmlformats.org/drawingml/2006/picture">
+                <pic:pic>
+                  <pic:nvPicPr>
+                    <pic:cNvPr descr="https://github.com/kejjjjj/oppari/blob/main/muunnos1.png?raw=true" id="76" name="Picture"/>
+                    <pic:cNvPicPr>
+                      <a:picLocks noChangeArrowheads="1" noChangeAspect="1"/>
+                    </pic:cNvPicPr>
+                  </pic:nvPicPr>
+                  <pic:blipFill>
+                    <a:blip r:embed="rId74"/>
+                    <a:stretch>
+                      <a:fillRect/>
+                    </a:stretch>
+                  </pic:blipFill>
+                  <pic:spPr bwMode="auto">
+                    <a:xfrm>
+                      <a:off x="0" y="0"/>
+                      <a:ext cx="5334000" cy="4926418"/>
+                    </a:xfrm>
+                    <a:prstGeom prst="rect">
+                      <a:avLst/>
+                    </a:prstGeom>
+                    <a:noFill/>
+                    <a:ln w="9525">
+                      <a:noFill/>
+                      <a:headEnd/>
+                      <a:tailEnd/>
+                    </a:ln>
+                  </pic:spPr>
+                </pic:pic>
+              </a:graphicData>
+            </a:graphic>
+          </wp:inline>
+        </w:drawing>
+      </w:r>
+    </w:p>
     <w:p>
       <w:pPr>
         <w:pStyle w:val="ImageCaption"/>
       </w:pPr>
       <w:r>
-        <w:t xml:space="preserve">alt text</w:t>
+        <w:t xml:space="preserve">kuva7</w:t>
       </w:r>
     </w:p>
     <w:p>
@@ -6665,7 +6713,7 @@
           <w:i/>
           <w:iCs/>
         </w:rPr>
-        <w:t xml:space="preserve">Kuva 7.</w:t>
+        <w:t xml:space="preserve">Kuva 8.</w:t>
       </w:r>
       <w:r>
         <w:t xml:space="preserve"> </w:t>
@@ -6674,41 +6722,63 @@
         <w:t xml:space="preserve">Havainnollistaa muunnosta sisällysluettelon kanssa.</w:t>
       </w:r>
     </w:p>
-    <w:tbl>
-      <w:tblPr>
-        <w:tblStyle w:val="FigureTable"/>
-        <w:tblW w:type="auto" w:w="0"/>
-        <w:jc w:val="center"/>
-        <w:tblLook w:firstRow="0" w:lastRow="0" w:firstColumn="0" w:lastColumn="0"/>
-      </w:tblPr>
-      <w:tblGrid>
-        <w:gridCol w:w="7920"/>
-      </w:tblGrid>
-      <w:tr>
-        <w:tc>
-          <w:tcPr/>
-          <w:p>
-            <w:pPr>
-              <w:pStyle w:val="Compact"/>
-              <w:jc w:val="center"/>
-            </w:pPr>
-            <w:r>
-              <w:t xml:space="preserve">alt text</w:t>
-            </w:r>
-          </w:p>
-        </w:tc>
-      </w:tr>
-    </w:tbl>
+    <w:p>
+      <w:pPr>
+        <w:pStyle w:val="CaptionedFigure"/>
+      </w:pPr>
+      <w:r>
+        <w:drawing>
+          <wp:inline>
+            <wp:extent cx="5334000" cy="6703426"/>
+            <wp:effectExtent b="0" l="0" r="0" t="0"/>
+            <wp:docPr descr="kuva8" title="" id="78" name="Picture"/>
+            <a:graphic>
+              <a:graphicData uri="http://schemas.openxmlformats.org/drawingml/2006/picture">
+                <pic:pic>
+                  <pic:nvPicPr>
+                    <pic:cNvPr descr="https://github.com/kejjjjj/oppari/blob/main/muunnos2.png?raw=true" id="79" name="Picture"/>
+                    <pic:cNvPicPr>
+                      <a:picLocks noChangeArrowheads="1" noChangeAspect="1"/>
+                    </pic:cNvPicPr>
+                  </pic:nvPicPr>
+                  <pic:blipFill>
+                    <a:blip r:embed="rId77"/>
+                    <a:stretch>
+                      <a:fillRect/>
+                    </a:stretch>
+                  </pic:blipFill>
+                  <pic:spPr bwMode="auto">
+                    <a:xfrm>
+                      <a:off x="0" y="0"/>
+                      <a:ext cx="5334000" cy="6703426"/>
+                    </a:xfrm>
+                    <a:prstGeom prst="rect">
+                      <a:avLst/>
+                    </a:prstGeom>
+                    <a:noFill/>
+                    <a:ln w="9525">
+                      <a:noFill/>
+                      <a:headEnd/>
+                      <a:tailEnd/>
+                    </a:ln>
+                  </pic:spPr>
+                </pic:pic>
+              </a:graphicData>
+            </a:graphic>
+          </wp:inline>
+        </w:drawing>
+      </w:r>
+    </w:p>
     <w:p>
       <w:pPr>
         <w:pStyle w:val="ImageCaption"/>
       </w:pPr>
       <w:r>
-        <w:t xml:space="preserve">alt text</w:t>
-      </w:r>
-    </w:p>
-    <w:bookmarkEnd w:id="74"/>
-    <w:bookmarkStart w:id="75" w:name="X6eddaf9cfa7b51b1ab00ae41f9f18d010f1d6f9"/>
+        <w:t xml:space="preserve">kuva8</w:t>
+      </w:r>
+    </w:p>
+    <w:bookmarkEnd w:id="80"/>
+    <w:bookmarkStart w:id="81" w:name="X6eddaf9cfa7b51b1ab00ae41f9f18d010f1d6f9"/>
     <w:p>
       <w:pPr>
         <w:pStyle w:val="Heading3"/>
@@ -6790,7 +6860,7 @@
         <w:rPr>
           <w:rStyle w:val="VerbatimChar"/>
         </w:rPr>
-        <w:t xml:space="preserve">pandoc oppari.md -o oppari.docx --toc --citeproc --bibliography=references.bib</w:t>
+        <w:t xml:space="preserve">pandoc oppari.md -o oppari.docx --toc --citeproc --bibliography=references.bib --csl=apa.csl</w:t>
       </w:r>
     </w:p>
     <w:p>
@@ -6816,11 +6886,11 @@
         <w:pStyle w:val="BodyText"/>
       </w:pPr>
       <w:r>
-        <w:t xml:space="preserve">Käytännön kokeilussa havaitaan, että viitteiden perustoiminnallisuus toimii hyvin: lähteet listautuvat automaattisesti dokumentin loppuun ja viitteet linkittyvät oikein. Tämä mahdollistaa sen, että koko lähdehallinta voidaan tehdä Markdown-ympäristössä ilman Wordiin sidottuja työkaluja.</w:t>
-      </w:r>
-    </w:p>
-    <w:bookmarkEnd w:id="75"/>
-    <w:bookmarkStart w:id="76" w:name="Xa671adf9770fafd593f773059af5ea988a94798"/>
+        <w:t xml:space="preserve">Käytännön kokeilussa havaitaan, että viitteiden perustoiminnallisuus toimii hyvin: lähteet listautuvat automaattisesti dokumentin loppuun. Tämä mahdollistaa sen, että koko lähdehallinta voidaan tehdä Markdown-ympäristössä ilman Wordiin sidottuja työkaluja.</w:t>
+      </w:r>
+    </w:p>
+    <w:bookmarkEnd w:id="81"/>
+    <w:bookmarkStart w:id="82" w:name="Xa671adf9770fafd593f773059af5ea988a94798"/>
     <w:p>
       <w:pPr>
         <w:pStyle w:val="Heading3"/>
@@ -6829,8 +6899,8 @@
         <w:t xml:space="preserve">5.2.3 Muotoilun sovittaminen opinnäytetyöpohjaan</w:t>
       </w:r>
     </w:p>
-    <w:bookmarkEnd w:id="76"/>
-    <w:bookmarkStart w:id="77" w:name="muunnoksen-tulosten-arviointi"/>
+    <w:bookmarkEnd w:id="82"/>
+    <w:bookmarkStart w:id="83" w:name="muunnoksen-tulosten-arviointi"/>
     <w:p>
       <w:pPr>
         <w:pStyle w:val="Heading3"/>
@@ -6839,8 +6909,8 @@
         <w:t xml:space="preserve">5.2.4 Muunnoksen tulosten arviointi</w:t>
       </w:r>
     </w:p>
-    <w:bookmarkEnd w:id="77"/>
-    <w:bookmarkStart w:id="78" w:name="X9f9585767fdb57a63855cbbd6ca60ae68df93b5"/>
+    <w:bookmarkEnd w:id="83"/>
+    <w:bookmarkStart w:id="84" w:name="X9f9585767fdb57a63855cbbd6ca60ae68df93b5"/>
     <w:p>
       <w:pPr>
         <w:pStyle w:val="Heading3"/>
@@ -6849,10 +6919,10 @@
         <w:t xml:space="preserve">5.2.5 Havaitut haasteet ja manuaaliset korjaukset</w:t>
       </w:r>
     </w:p>
-    <w:bookmarkEnd w:id="78"/>
-    <w:bookmarkEnd w:id="79"/>
-    <w:bookmarkEnd w:id="80"/>
-    <w:bookmarkStart w:id="83" w:name="results"/>
+    <w:bookmarkEnd w:id="84"/>
+    <w:bookmarkEnd w:id="85"/>
+    <w:bookmarkEnd w:id="86"/>
+    <w:bookmarkStart w:id="89" w:name="results"/>
     <w:p>
       <w:pPr>
         <w:pStyle w:val="Heading1"/>
@@ -6861,7 +6931,7 @@
         <w:t xml:space="preserve">6 Results</w:t>
       </w:r>
     </w:p>
-    <w:bookmarkStart w:id="82" w:name="markdown-muunnoksen-tulokset"/>
+    <w:bookmarkStart w:id="88" w:name="markdown-muunnoksen-tulokset"/>
     <w:p>
       <w:pPr>
         <w:pStyle w:val="Heading2"/>
@@ -6920,7 +6990,7 @@
       <w:r>
         <w:t xml:space="preserve"> </w:t>
       </w:r>
-      <w:hyperlink r:id="rId81">
+      <w:hyperlink r:id="rId87">
         <w:r>
           <w:rPr>
             <w:rStyle w:val="Hyperlink"/>
@@ -6932,9 +7002,9 @@
         <w:t xml:space="preserve">.</w:t>
       </w:r>
     </w:p>
-    <w:bookmarkEnd w:id="82"/>
-    <w:bookmarkEnd w:id="83"/>
-    <w:bookmarkStart w:id="85" w:name="conclusions"/>
+    <w:bookmarkEnd w:id="88"/>
+    <w:bookmarkEnd w:id="89"/>
+    <w:bookmarkStart w:id="91" w:name="conclusions"/>
     <w:p>
       <w:pPr>
         <w:pStyle w:val="Heading1"/>
@@ -6943,7 +7013,7 @@
         <w:t xml:space="preserve">7 Conclusions</w:t>
       </w:r>
     </w:p>
-    <w:bookmarkStart w:id="84" w:name="X27cabeb0517e3b0c428ad92aa21b56d055b4109"/>
+    <w:bookmarkStart w:id="90" w:name="X27cabeb0517e3b0c428ad92aa21b56d055b4109"/>
     <w:p>
       <w:pPr>
         <w:pStyle w:val="Heading2"/>
@@ -6992,9 +7062,9 @@
         <w:t xml:space="preserve">Kokonaisuutena voidaan todeta, että Markdown-muunnosprosessi toimii tehokkaana ratkaisuna dokumentaation modernisointiin, mutta sen laadun ja käytettävyyden parantaminen edellyttää jatkokehitystä erityisesti automaation, validoinnin ja rakenteellisen joustavuuden osalta.</w:t>
       </w:r>
     </w:p>
-    <w:bookmarkEnd w:id="84"/>
-    <w:bookmarkEnd w:id="85"/>
-    <w:bookmarkStart w:id="177" w:name="further-research"/>
+    <w:bookmarkEnd w:id="90"/>
+    <w:bookmarkEnd w:id="91"/>
+    <w:bookmarkStart w:id="183" w:name="further-research"/>
     <w:p>
       <w:pPr>
         <w:pStyle w:val="Heading1"/>
@@ -7003,14 +7073,14 @@
         <w:t xml:space="preserve">8 Further research?</w:t>
       </w:r>
     </w:p>
-    <w:bookmarkStart w:id="176" w:name="refs"/>
-    <w:bookmarkStart w:id="86" w:name="ref-zotero-item-18"/>
+    <w:bookmarkStart w:id="182" w:name="refs"/>
+    <w:bookmarkStart w:id="92" w:name="ref-zotero-item-18"/>
     <w:p>
       <w:pPr>
         <w:pStyle w:val="Bibliography"/>
       </w:pPr>
       <w:r>
-        <w:t xml:space="preserve">Alejandra, Quetzalli. 2023.</w:t>
+        <w:t xml:space="preserve">Alejandra, Q. (2023).</w:t>
       </w:r>
       <w:r>
         <w:t xml:space="preserve"> </w:t>
@@ -7082,44 +7152,32 @@
         <w:t xml:space="preserve">. Aoress.</w:t>
       </w:r>
     </w:p>
-    <w:bookmarkEnd w:id="86"/>
-    <w:bookmarkStart w:id="88" w:name="ref-zotero-item-12"/>
+    <w:bookmarkEnd w:id="92"/>
+    <w:bookmarkStart w:id="94" w:name="ref-zotero-item-12"/>
     <w:p>
       <w:pPr>
         <w:pStyle w:val="Bibliography"/>
       </w:pPr>
       <w:r>
-        <w:t xml:space="preserve">Atlassian. n.d.</w:t>
-      </w:r>
-      <w:r>
-        <w:t xml:space="preserve"> </w:t>
-      </w:r>
-      <w:r>
-        <w:t xml:space="preserve">“The Importance of Documentation.”</w:t>
-      </w:r>
-      <w:r>
-        <w:t xml:space="preserve"> </w:t>
-      </w:r>
-      <w:r>
-        <w:t xml:space="preserve">In</w:t>
-      </w:r>
-      <w:r>
-        <w:t xml:space="preserve"> </w:t>
-      </w:r>
-      <w:r>
-        <w:rPr>
-          <w:i/>
-          <w:iCs/>
-        </w:rPr>
-        <w:t xml:space="preserve">The Importance of Documentation</w:t>
-      </w:r>
-      <w:r>
-        <w:t xml:space="preserve">. Atlassian.</w:t>
-      </w:r>
-      <w:r>
-        <w:t xml:space="preserve"> </w:t>
-      </w:r>
-      <w:hyperlink r:id="rId87">
+        <w:t xml:space="preserve">Atlassian. (n.d.). The importance of documentation. In</w:t>
+      </w:r>
+      <w:r>
+        <w:t xml:space="preserve"> </w:t>
+      </w:r>
+      <w:r>
+        <w:rPr>
+          <w:i/>
+          <w:iCs/>
+        </w:rPr>
+        <w:t xml:space="preserve">The importance of documentation</w:t>
+      </w:r>
+      <w:r>
+        <w:t xml:space="preserve">. Atlassian. Retrieved</w:t>
+      </w:r>
+      <w:r>
+        <w:t xml:space="preserve"> </w:t>
+      </w:r>
+      <w:hyperlink r:id="rId93">
         <w:r>
           <w:rPr>
             <w:rStyle w:val="Hyperlink"/>
@@ -7127,18 +7185,15 @@
           <w:t xml:space="preserve">https://www.atlassian.com/work-management/knowledge-sharing/documentation/importance-of-documentation</w:t>
         </w:r>
       </w:hyperlink>
-      <w:r>
-        <w:t xml:space="preserve">.</w:t>
-      </w:r>
-    </w:p>
-    <w:bookmarkEnd w:id="88"/>
-    <w:bookmarkStart w:id="90" w:name="ref-zotero-item-46"/>
+    </w:p>
+    <w:bookmarkEnd w:id="94"/>
+    <w:bookmarkStart w:id="96" w:name="ref-zotero-item-46"/>
     <w:p>
       <w:pPr>
         <w:pStyle w:val="Bibliography"/>
       </w:pPr>
       <w:r>
-        <w:t xml:space="preserve">Broucke, Seppe vanden, and Bart Baesens. n.d.</w:t>
+        <w:t xml:space="preserve">Broucke, S. vanden, &amp; Baesens, B. (n.d.).</w:t>
       </w:r>
       <w:r>
         <w:t xml:space="preserve"> </w:t>
@@ -7270,12 +7325,12 @@
         <w:t xml:space="preserve">Python</w:t>
       </w:r>
       <w:r>
-        <w:t xml:space="preserve">. Apress.</w:t>
-      </w:r>
-      <w:r>
-        <w:t xml:space="preserve"> </w:t>
-      </w:r>
-      <w:hyperlink r:id="rId89">
+        <w:t xml:space="preserve">. Apress. Retrieved</w:t>
+      </w:r>
+      <w:r>
+        <w:t xml:space="preserve"> </w:t>
+      </w:r>
+      <w:hyperlink r:id="rId95">
         <w:r>
           <w:rPr>
             <w:rStyle w:val="Hyperlink"/>
@@ -7283,92 +7338,159 @@
           <w:t xml:space="preserve">http://sfx.finna.fi/nelli19?url_ver=Z39.88-2004&amp;ctx_ver=Z39.88-2004&amp;ctx_enc=info:ofi/enc:UTF-8&amp;rfr_id=info:sid/sfxit.com:opac_856&amp;url_ctx_fmt=info:ofi/fmt:kev:mtx:ctx&amp;sfx.ignore_date_threshold=1&amp;rft.object_id=4100000003359120&amp;svc_val_fmt=info:ofi/fmt:kev:mtx:sch_svc&amp;</w:t>
         </w:r>
       </w:hyperlink>
-      <w:r>
-        <w:t xml:space="preserve">.</w:t>
-      </w:r>
-    </w:p>
-    <w:bookmarkEnd w:id="90"/>
-    <w:bookmarkStart w:id="92" w:name="ref-zotero-item-51"/>
+    </w:p>
+    <w:bookmarkEnd w:id="96"/>
+    <w:bookmarkStart w:id="98" w:name="ref-zotero-item-51"/>
     <w:p>
       <w:pPr>
         <w:pStyle w:val="Bibliography"/>
       </w:pPr>
       <w:r>
-        <w:t xml:space="preserve">Burge, Steve. 2017.</w:t>
-      </w:r>
-      <w:r>
-        <w:t xml:space="preserve"> </w:t>
-      </w:r>
-      <w:r>
-        <w:t xml:space="preserve">“5</w:t>
-      </w:r>
-      <w:r>
-        <w:t xml:space="preserve"> </w:t>
-      </w:r>
-      <w:r>
+        <w:t xml:space="preserve">Burge, S. (2017, January 26).</w:t>
+      </w:r>
+      <w:r>
+        <w:t xml:space="preserve"> </w:t>
+      </w:r>
+      <w:r>
+        <w:rPr>
+          <w:i/>
+          <w:iCs/>
+        </w:rPr>
+        <w:t xml:space="preserve">5</w:t>
+      </w:r>
+      <w:r>
+        <w:rPr>
+          <w:i/>
+          <w:iCs/>
+        </w:rPr>
+        <w:t xml:space="preserve"> </w:t>
+      </w:r>
+      <w:r>
+        <w:rPr>
+          <w:i/>
+          <w:iCs/>
+        </w:rPr>
         <w:t xml:space="preserve">Ways</w:t>
       </w:r>
       <w:r>
-        <w:t xml:space="preserve"> </w:t>
-      </w:r>
-      <w:r>
+        <w:rPr>
+          <w:i/>
+          <w:iCs/>
+        </w:rPr>
+        <w:t xml:space="preserve"> </w:t>
+      </w:r>
+      <w:r>
+        <w:rPr>
+          <w:i/>
+          <w:iCs/>
+        </w:rPr>
         <w:t xml:space="preserve">to</w:t>
       </w:r>
       <w:r>
-        <w:t xml:space="preserve"> </w:t>
-      </w:r>
-      <w:r>
+        <w:rPr>
+          <w:i/>
+          <w:iCs/>
+        </w:rPr>
+        <w:t xml:space="preserve"> </w:t>
+      </w:r>
+      <w:r>
+        <w:rPr>
+          <w:i/>
+          <w:iCs/>
+        </w:rPr>
         <w:t xml:space="preserve">Tell</w:t>
       </w:r>
       <w:r>
-        <w:t xml:space="preserve"> </w:t>
-      </w:r>
-      <w:r>
-        <w:t xml:space="preserve">If a</w:t>
-      </w:r>
-      <w:r>
-        <w:t xml:space="preserve"> </w:t>
-      </w:r>
-      <w:r>
+        <w:rPr>
+          <w:i/>
+          <w:iCs/>
+        </w:rPr>
+        <w:t xml:space="preserve"> </w:t>
+      </w:r>
+      <w:r>
+        <w:rPr>
+          <w:i/>
+          <w:iCs/>
+        </w:rPr>
+        <w:t xml:space="preserve">if a</w:t>
+      </w:r>
+      <w:r>
+        <w:rPr>
+          <w:i/>
+          <w:iCs/>
+        </w:rPr>
+        <w:t xml:space="preserve"> </w:t>
+      </w:r>
+      <w:r>
+        <w:rPr>
+          <w:i/>
+          <w:iCs/>
+        </w:rPr>
         <w:t xml:space="preserve">Site</w:t>
       </w:r>
       <w:r>
-        <w:t xml:space="preserve"> </w:t>
-      </w:r>
-      <w:r>
-        <w:t xml:space="preserve">Is</w:t>
-      </w:r>
-      <w:r>
-        <w:t xml:space="preserve"> </w:t>
-      </w:r>
-      <w:r>
+        <w:rPr>
+          <w:i/>
+          <w:iCs/>
+        </w:rPr>
+        <w:t xml:space="preserve"> </w:t>
+      </w:r>
+      <w:r>
+        <w:rPr>
+          <w:i/>
+          <w:iCs/>
+        </w:rPr>
+        <w:t xml:space="preserve">is</w:t>
+      </w:r>
+      <w:r>
+        <w:rPr>
+          <w:i/>
+          <w:iCs/>
+        </w:rPr>
+        <w:t xml:space="preserve"> </w:t>
+      </w:r>
+      <w:r>
+        <w:rPr>
+          <w:i/>
+          <w:iCs/>
+        </w:rPr>
         <w:t xml:space="preserve">Built</w:t>
       </w:r>
       <w:r>
-        <w:t xml:space="preserve"> </w:t>
-      </w:r>
-      <w:r>
+        <w:rPr>
+          <w:i/>
+          <w:iCs/>
+        </w:rPr>
+        <w:t xml:space="preserve"> </w:t>
+      </w:r>
+      <w:r>
+        <w:rPr>
+          <w:i/>
+          <w:iCs/>
+        </w:rPr>
         <w:t xml:space="preserve">in</w:t>
       </w:r>
       <w:r>
-        <w:t xml:space="preserve"> </w:t>
-      </w:r>
-      <w:r>
+        <w:rPr>
+          <w:i/>
+          <w:iCs/>
+        </w:rPr>
+        <w:t xml:space="preserve"> </w:t>
+      </w:r>
+      <w:r>
+        <w:rPr>
+          <w:i/>
+          <w:iCs/>
+        </w:rPr>
         <w:t xml:space="preserve">WordPress</w:t>
       </w:r>
       <w:r>
-        <w:t xml:space="preserve">.”</w:t>
-      </w:r>
-      <w:r>
-        <w:t xml:space="preserve"> </w:t>
-      </w:r>
-      <w:r>
-        <w:t xml:space="preserve">5 Ways to Tell if a Site is Built in WordPress, January 26.</w:t>
-      </w:r>
-      <w:r>
-        <w:t xml:space="preserve"> </w:t>
-      </w:r>
-      <w:hyperlink r:id="rId91">
+        <w:t xml:space="preserve">. 5 Ways to Tell if a Site is Built in WordPress.</w:t>
+      </w:r>
+      <w:r>
+        <w:t xml:space="preserve"> </w:t>
+      </w:r>
+      <w:hyperlink r:id="rId97">
         <w:r>
           <w:rPr>
             <w:rStyle w:val="Hyperlink"/>
@@ -7376,18 +7498,15 @@
           <w:t xml:space="preserve">https://ostraining.com/blog/wordpress/site-built-in-wordpress/</w:t>
         </w:r>
       </w:hyperlink>
-      <w:r>
-        <w:t xml:space="preserve">.</w:t>
-      </w:r>
-    </w:p>
-    <w:bookmarkEnd w:id="92"/>
-    <w:bookmarkStart w:id="94" w:name="ref-zotero-item-47"/>
+    </w:p>
+    <w:bookmarkEnd w:id="98"/>
+    <w:bookmarkStart w:id="100" w:name="ref-zotero-item-47"/>
     <w:p>
       <w:pPr>
         <w:pStyle w:val="Bibliography"/>
       </w:pPr>
       <w:r>
-        <w:t xml:space="preserve">Christie, Dom. 2017.</w:t>
+        <w:t xml:space="preserve">Christie, D. (2017).</w:t>
       </w:r>
       <w:r>
         <w:t xml:space="preserve"> </w:t>
@@ -7400,12 +7519,15 @@
         <w:t xml:space="preserve">Turndown</w:t>
       </w:r>
       <w:r>
-        <w:t xml:space="preserve">. Released.</w:t>
-      </w:r>
-      <w:r>
-        <w:t xml:space="preserve"> </w:t>
-      </w:r>
-      <w:hyperlink r:id="rId93">
+        <w:t xml:space="preserve"> </w:t>
+      </w:r>
+      <w:r>
+        <w:t xml:space="preserve">[Computer software].</w:t>
+      </w:r>
+      <w:r>
+        <w:t xml:space="preserve"> </w:t>
+      </w:r>
+      <w:hyperlink r:id="rId99">
         <w:r>
           <w:rPr>
             <w:rStyle w:val="Hyperlink"/>
@@ -7413,18 +7535,15 @@
           <w:t xml:space="preserve">https://github.com/mixmark-io/turndown</w:t>
         </w:r>
       </w:hyperlink>
-      <w:r>
-        <w:t xml:space="preserve">.</w:t>
-      </w:r>
-    </w:p>
-    <w:bookmarkEnd w:id="94"/>
-    <w:bookmarkStart w:id="96" w:name="ref-zotero-item-42"/>
+    </w:p>
+    <w:bookmarkEnd w:id="100"/>
+    <w:bookmarkStart w:id="102" w:name="ref-zotero-item-42"/>
     <w:p>
       <w:pPr>
         <w:pStyle w:val="Bibliography"/>
       </w:pPr>
       <w:r>
-        <w:t xml:space="preserve">Christopher, Jeffrey. 2026.</w:t>
+        <w:t xml:space="preserve">Christopher, J. (2026).</w:t>
       </w:r>
       <w:r>
         <w:t xml:space="preserve"> </w:t>
@@ -7451,12 +7570,15 @@
         <w:t xml:space="preserve">Documentation</w:t>
       </w:r>
       <w:r>
-        <w:t xml:space="preserve">. Released.</w:t>
-      </w:r>
-      <w:r>
-        <w:t xml:space="preserve"> </w:t>
-      </w:r>
-      <w:hyperlink r:id="rId95">
+        <w:t xml:space="preserve"> </w:t>
+      </w:r>
+      <w:r>
+        <w:t xml:space="preserve">[Computer software].</w:t>
+      </w:r>
+      <w:r>
+        <w:t xml:space="preserve"> </w:t>
+      </w:r>
+      <w:hyperlink r:id="rId101">
         <w:r>
           <w:rPr>
             <w:rStyle w:val="Hyperlink"/>
@@ -7464,35 +7586,32 @@
           <w:t xml:space="preserve">https://marked.js.org/</w:t>
         </w:r>
       </w:hyperlink>
-      <w:r>
-        <w:t xml:space="preserve">.</w:t>
-      </w:r>
-    </w:p>
-    <w:bookmarkEnd w:id="96"/>
-    <w:bookmarkStart w:id="97" w:name="ref-zotero-item-44"/>
+    </w:p>
+    <w:bookmarkEnd w:id="102"/>
+    <w:bookmarkStart w:id="103" w:name="ref-zotero-item-44"/>
     <w:p>
       <w:pPr>
         <w:pStyle w:val="Bibliography"/>
       </w:pPr>
       <w:r>
-        <w:t xml:space="preserve">Cloudflare. n.d.</w:t>
-      </w:r>
-      <w:r>
-        <w:t xml:space="preserve"> </w:t>
-      </w:r>
-      <w:r>
-        <w:rPr>
-          <w:i/>
-          <w:iCs/>
-        </w:rPr>
-        <w:t xml:space="preserve">What Is a Static Site Generator?</w:t>
+        <w:t xml:space="preserve">Cloudflare. (n.d.).</w:t>
+      </w:r>
+      <w:r>
+        <w:t xml:space="preserve"> </w:t>
+      </w:r>
+      <w:r>
+        <w:rPr>
+          <w:i/>
+          <w:iCs/>
+        </w:rPr>
+        <w:t xml:space="preserve">What is a static site generator?</w:t>
       </w:r>
       <w:r>
         <w:t xml:space="preserve"> Cloudflare.</w:t>
       </w:r>
     </w:p>
-    <w:bookmarkEnd w:id="97"/>
-    <w:bookmarkStart w:id="99" w:name="ref-zotero-item-34"/>
+    <w:bookmarkEnd w:id="103"/>
+    <w:bookmarkStart w:id="105" w:name="ref-zotero-item-34"/>
     <w:p>
       <w:pPr>
         <w:pStyle w:val="Bibliography"/>
@@ -7502,7 +7621,7 @@
           <w:i/>
           <w:iCs/>
         </w:rPr>
-        <w:t xml:space="preserve">Docs as Code |</w:t>
+        <w:t xml:space="preserve">Docs as code |</w:t>
       </w:r>
       <w:r>
         <w:rPr>
@@ -7530,15 +7649,15 @@
           <w:i/>
           <w:iCs/>
         </w:rPr>
-        <w:t xml:space="preserve">the Docs as Code Approach</w:t>
-      </w:r>
-      <w:r>
-        <w:t xml:space="preserve">. n.d. Home Office UK.</w:t>
-      </w:r>
-      <w:r>
-        <w:t xml:space="preserve"> </w:t>
-      </w:r>
-      <w:hyperlink r:id="rId98">
+        <w:t xml:space="preserve">the docs as code approach</w:t>
+      </w:r>
+      <w:r>
+        <w:t xml:space="preserve">. (n.d.). Home Office UK. Retrieved</w:t>
+      </w:r>
+      <w:r>
+        <w:t xml:space="preserve"> </w:t>
+      </w:r>
+      <w:hyperlink r:id="rId104">
         <w:r>
           <w:rPr>
             <w:rStyle w:val="Hyperlink"/>
@@ -7546,18 +7665,146 @@
           <w:t xml:space="preserve">https://engineering.homeoffice.gov.uk/patterns/docs-as-code/</w:t>
         </w:r>
       </w:hyperlink>
-      <w:r>
-        <w:t xml:space="preserve">.</w:t>
-      </w:r>
-    </w:p>
-    <w:bookmarkEnd w:id="99"/>
-    <w:bookmarkStart w:id="101" w:name="ref-zotero-item-43"/>
+    </w:p>
+    <w:bookmarkEnd w:id="105"/>
+    <w:bookmarkStart w:id="107" w:name="ref-zotero-item-59"/>
     <w:p>
       <w:pPr>
         <w:pStyle w:val="Bibliography"/>
       </w:pPr>
       <w:r>
-        <w:t xml:space="preserve">Docs, MDN Web. 2026a.</w:t>
+        <w:t xml:space="preserve">Docs, M. W. (n.d.-a).</w:t>
+      </w:r>
+      <w:r>
+        <w:t xml:space="preserve"> </w:t>
+      </w:r>
+      <w:r>
+        <w:rPr>
+          <w:i/>
+          <w:iCs/>
+        </w:rPr>
+        <w:t xml:space="preserve">Document</w:t>
+      </w:r>
+      <w:r>
+        <w:rPr>
+          <w:i/>
+          <w:iCs/>
+        </w:rPr>
+        <w:t xml:space="preserve"> </w:t>
+      </w:r>
+      <w:r>
+        <w:rPr>
+          <w:i/>
+          <w:iCs/>
+        </w:rPr>
+        <w:t xml:space="preserve">Object Model</w:t>
+      </w:r>
+      <w:r>
+        <w:rPr>
+          <w:i/>
+          <w:iCs/>
+        </w:rPr>
+        <w:t xml:space="preserve"> </w:t>
+      </w:r>
+      <w:r>
+        <w:rPr>
+          <w:i/>
+          <w:iCs/>
+        </w:rPr>
+        <w:t xml:space="preserve">(</w:t>
+      </w:r>
+      <w:r>
+        <w:rPr>
+          <w:i/>
+          <w:iCs/>
+        </w:rPr>
+        <w:t xml:space="preserve">DOM</w:t>
+      </w:r>
+      <w:r>
+        <w:rPr>
+          <w:i/>
+          <w:iCs/>
+        </w:rPr>
+        <w:t xml:space="preserve">)</w:t>
+      </w:r>
+      <w:r>
+        <w:t xml:space="preserve">. MDN Web Docs. Retrieved</w:t>
+      </w:r>
+      <w:r>
+        <w:t xml:space="preserve"> </w:t>
+      </w:r>
+      <w:hyperlink r:id="rId106">
+        <w:r>
+          <w:rPr>
+            <w:rStyle w:val="Hyperlink"/>
+          </w:rPr>
+          <w:t xml:space="preserve">https://developer.mozilla.org/en-US/docs/Web/API/Document_Object_Model</w:t>
+        </w:r>
+      </w:hyperlink>
+    </w:p>
+    <w:bookmarkEnd w:id="107"/>
+    <w:bookmarkStart w:id="109" w:name="ref-zotero-item-20"/>
+    <w:p>
+      <w:pPr>
+        <w:pStyle w:val="Bibliography"/>
+      </w:pPr>
+      <w:r>
+        <w:t xml:space="preserve">Docs, M. W. (n.d.-b).</w:t>
+      </w:r>
+      <w:r>
+        <w:t xml:space="preserve"> </w:t>
+      </w:r>
+      <w:r>
+        <w:rPr>
+          <w:i/>
+          <w:iCs/>
+        </w:rPr>
+        <w:t xml:space="preserve">HTML</w:t>
+      </w:r>
+      <w:r>
+        <w:rPr>
+          <w:i/>
+          <w:iCs/>
+        </w:rPr>
+        <w:t xml:space="preserve">:</w:t>
+      </w:r>
+      <w:r>
+        <w:rPr>
+          <w:i/>
+          <w:iCs/>
+        </w:rPr>
+        <w:t xml:space="preserve"> </w:t>
+      </w:r>
+      <w:r>
+        <w:rPr>
+          <w:i/>
+          <w:iCs/>
+        </w:rPr>
+        <w:t xml:space="preserve">HyperText Markup Language</w:t>
+      </w:r>
+      <w:r>
+        <w:t xml:space="preserve">. MDN Web Docs. Retrieved</w:t>
+      </w:r>
+      <w:r>
+        <w:t xml:space="preserve"> </w:t>
+      </w:r>
+      <w:hyperlink r:id="rId108">
+        <w:r>
+          <w:rPr>
+            <w:rStyle w:val="Hyperlink"/>
+          </w:rPr>
+          <w:t xml:space="preserve">https://developer.mozilla.org/en-US/docs/Web/HTML</w:t>
+        </w:r>
+      </w:hyperlink>
+    </w:p>
+    <w:bookmarkEnd w:id="109"/>
+    <w:bookmarkStart w:id="111" w:name="ref-zotero-item-43"/>
+    <w:p>
+      <w:pPr>
+        <w:pStyle w:val="Bibliography"/>
+      </w:pPr>
+      <w:r>
+        <w:t xml:space="preserve">Docs, M. W. (2026a).</w:t>
       </w:r>
       <w:r>
         <w:t xml:space="preserve"> </w:t>
@@ -7589,7 +7836,7 @@
       <w:r>
         <w:t xml:space="preserve"> </w:t>
       </w:r>
-      <w:hyperlink r:id="rId100">
+      <w:hyperlink r:id="rId110">
         <w:r>
           <w:rPr>
             <w:rStyle w:val="Hyperlink"/>
@@ -7597,28 +7844,25 @@
           <w:t xml:space="preserve">https://developer.mozilla.org/en-US/docs/Web/API/Fetch_API/Using_Fetch</w:t>
         </w:r>
       </w:hyperlink>
-      <w:r>
-        <w:t xml:space="preserve">.</w:t>
-      </w:r>
-    </w:p>
-    <w:bookmarkEnd w:id="101"/>
-    <w:bookmarkStart w:id="103" w:name="ref-zotero-item-52"/>
+    </w:p>
+    <w:bookmarkEnd w:id="111"/>
+    <w:bookmarkStart w:id="113" w:name="ref-zotero-item-52"/>
     <w:p>
       <w:pPr>
         <w:pStyle w:val="Bibliography"/>
       </w:pPr>
       <w:r>
-        <w:t xml:space="preserve">Docs, MDN Web. 2026b.</w:t>
-      </w:r>
-      <w:r>
-        <w:t xml:space="preserve"> </w:t>
-      </w:r>
-      <w:r>
-        <w:rPr>
-          <w:i/>
-          <w:iCs/>
-        </w:rPr>
-        <w:t xml:space="preserve">What Are Browser Developer Tools?</w:t>
+        <w:t xml:space="preserve">Docs, M. W. (2026b).</w:t>
+      </w:r>
+      <w:r>
+        <w:t xml:space="preserve"> </w:t>
+      </w:r>
+      <w:r>
+        <w:rPr>
+          <w:i/>
+          <w:iCs/>
+        </w:rPr>
+        <w:t xml:space="preserve">What are browser developer tools?</w:t>
       </w:r>
       <w:r>
         <w:t xml:space="preserve"> MDN Web Docs.</w:t>
@@ -7626,7 +7870,7 @@
       <w:r>
         <w:t xml:space="preserve"> </w:t>
       </w:r>
-      <w:hyperlink r:id="rId102">
+      <w:hyperlink r:id="rId112">
         <w:r>
           <w:rPr>
             <w:rStyle w:val="Hyperlink"/>
@@ -7634,173 +7878,33 @@
           <w:t xml:space="preserve">https://developer.mozilla.org/en-US/docs/Learn_web_development/Howto/Tools_and_setup/What_are_browser_developer_tools</w:t>
         </w:r>
       </w:hyperlink>
-      <w:r>
-        <w:t xml:space="preserve">.</w:t>
-      </w:r>
-    </w:p>
-    <w:bookmarkEnd w:id="103"/>
-    <w:bookmarkStart w:id="105" w:name="ref-zotero-item-59"/>
+    </w:p>
+    <w:bookmarkEnd w:id="113"/>
+    <w:bookmarkStart w:id="115" w:name="ref-zotero-item-15"/>
     <w:p>
       <w:pPr>
         <w:pStyle w:val="Bibliography"/>
       </w:pPr>
       <w:r>
-        <w:t xml:space="preserve">Docs, MDN Web. n.d.-a.</w:t>
-      </w:r>
-      <w:r>
-        <w:t xml:space="preserve"> </w:t>
-      </w:r>
-      <w:r>
-        <w:rPr>
-          <w:i/>
-          <w:iCs/>
-        </w:rPr>
-        <w:t xml:space="preserve">Document</w:t>
-      </w:r>
-      <w:r>
-        <w:rPr>
-          <w:i/>
-          <w:iCs/>
-        </w:rPr>
-        <w:t xml:space="preserve"> </w:t>
-      </w:r>
-      <w:r>
-        <w:rPr>
-          <w:i/>
-          <w:iCs/>
-        </w:rPr>
-        <w:t xml:space="preserve">Object Model</w:t>
-      </w:r>
-      <w:r>
-        <w:rPr>
-          <w:i/>
-          <w:iCs/>
-        </w:rPr>
-        <w:t xml:space="preserve"> </w:t>
-      </w:r>
-      <w:r>
-        <w:rPr>
-          <w:i/>
-          <w:iCs/>
-        </w:rPr>
-        <w:t xml:space="preserve">(</w:t>
-      </w:r>
-      <w:r>
-        <w:rPr>
-          <w:i/>
-          <w:iCs/>
-        </w:rPr>
-        <w:t xml:space="preserve">DOM</w:t>
-      </w:r>
-      <w:r>
-        <w:rPr>
-          <w:i/>
-          <w:iCs/>
-        </w:rPr>
-        <w:t xml:space="preserve">)</w:t>
-      </w:r>
-      <w:r>
-        <w:t xml:space="preserve">. MDN Web Docs.</w:t>
-      </w:r>
-      <w:r>
-        <w:t xml:space="preserve"> </w:t>
-      </w:r>
-      <w:hyperlink r:id="rId104">
-        <w:r>
-          <w:rPr>
-            <w:rStyle w:val="Hyperlink"/>
-          </w:rPr>
-          <w:t xml:space="preserve">https://developer.mozilla.org/en-US/docs/Web/API/Document_Object_Model</w:t>
-        </w:r>
-      </w:hyperlink>
-      <w:r>
-        <w:t xml:space="preserve">.</w:t>
-      </w:r>
-    </w:p>
-    <w:bookmarkEnd w:id="105"/>
-    <w:bookmarkStart w:id="107" w:name="ref-zotero-item-20"/>
-    <w:p>
-      <w:pPr>
-        <w:pStyle w:val="Bibliography"/>
-      </w:pPr>
-      <w:r>
-        <w:t xml:space="preserve">Docs, MDN Web. n.d.-b.</w:t>
-      </w:r>
-      <w:r>
-        <w:t xml:space="preserve"> </w:t>
-      </w:r>
-      <w:r>
-        <w:rPr>
-          <w:i/>
-          <w:iCs/>
-        </w:rPr>
-        <w:t xml:space="preserve">HTML</w:t>
-      </w:r>
-      <w:r>
-        <w:rPr>
-          <w:i/>
-          <w:iCs/>
-        </w:rPr>
-        <w:t xml:space="preserve">:</w:t>
-      </w:r>
-      <w:r>
-        <w:rPr>
-          <w:i/>
-          <w:iCs/>
-        </w:rPr>
-        <w:t xml:space="preserve"> </w:t>
-      </w:r>
-      <w:r>
-        <w:rPr>
-          <w:i/>
-          <w:iCs/>
-        </w:rPr>
-        <w:t xml:space="preserve">HyperText Markup Language</w:t>
-      </w:r>
-      <w:r>
-        <w:t xml:space="preserve">. MDN Web Docs.</w:t>
-      </w:r>
-      <w:r>
-        <w:t xml:space="preserve"> </w:t>
-      </w:r>
-      <w:hyperlink r:id="rId106">
-        <w:r>
-          <w:rPr>
-            <w:rStyle w:val="Hyperlink"/>
-          </w:rPr>
-          <w:t xml:space="preserve">https://developer.mozilla.org/en-US/docs/Web/HTML</w:t>
-        </w:r>
-      </w:hyperlink>
-      <w:r>
-        <w:t xml:space="preserve">.</w:t>
-      </w:r>
-    </w:p>
-    <w:bookmarkEnd w:id="107"/>
-    <w:bookmarkStart w:id="109" w:name="ref-zotero-item-15"/>
-    <w:p>
-      <w:pPr>
-        <w:pStyle w:val="Bibliography"/>
-      </w:pPr>
-      <w:r>
-        <w:t xml:space="preserve">Docs, Write The. n.d.-a.</w:t>
-      </w:r>
-      <w:r>
-        <w:t xml:space="preserve"> </w:t>
-      </w:r>
-      <w:r>
-        <w:rPr>
-          <w:i/>
-          <w:iCs/>
-        </w:rPr>
-        <w:t xml:space="preserve">General Documentation Principles</w:t>
-      </w:r>
-      <w:r>
-        <w:t xml:space="preserve">.</w:t>
-      </w:r>
-      <w:r>
-        <w:t xml:space="preserve"> </w:t>
-      </w:r>
-      <w:hyperlink r:id="rId108">
+        <w:t xml:space="preserve">Docs, W. T. (n.d.-a).</w:t>
+      </w:r>
+      <w:r>
+        <w:t xml:space="preserve"> </w:t>
+      </w:r>
+      <w:r>
+        <w:rPr>
+          <w:i/>
+          <w:iCs/>
+        </w:rPr>
+        <w:t xml:space="preserve">General documentation principles</w:t>
+      </w:r>
+      <w:r>
+        <w:t xml:space="preserve">. Retrieved</w:t>
+      </w:r>
+      <w:r>
+        <w:t xml:space="preserve"> </w:t>
+      </w:r>
+      <w:hyperlink r:id="rId114">
         <w:r>
           <w:rPr>
             <w:rStyle w:val="Hyperlink"/>
@@ -7808,28 +7912,25 @@
           <w:t xml:space="preserve">https://www.writethedocs.org/guide/writing/docs-principles/#general-documentation-principles</w:t>
         </w:r>
       </w:hyperlink>
-      <w:r>
-        <w:t xml:space="preserve">.</w:t>
-      </w:r>
-    </w:p>
-    <w:bookmarkEnd w:id="109"/>
-    <w:bookmarkStart w:id="111" w:name="ref-zotero-item-17"/>
+    </w:p>
+    <w:bookmarkEnd w:id="115"/>
+    <w:bookmarkStart w:id="117" w:name="ref-zotero-item-17"/>
     <w:p>
       <w:pPr>
         <w:pStyle w:val="Bibliography"/>
       </w:pPr>
       <w:r>
-        <w:t xml:space="preserve">Docs, Write The. n.d.-b.</w:t>
-      </w:r>
-      <w:r>
-        <w:t xml:space="preserve"> </w:t>
-      </w:r>
-      <w:r>
-        <w:rPr>
-          <w:i/>
-          <w:iCs/>
-        </w:rPr>
-        <w:t xml:space="preserve">General Documentation Principles |</w:t>
+        <w:t xml:space="preserve">Docs, W. T. (n.d.-b).</w:t>
+      </w:r>
+      <w:r>
+        <w:t xml:space="preserve"> </w:t>
+      </w:r>
+      <w:r>
+        <w:rPr>
+          <w:i/>
+          <w:iCs/>
+        </w:rPr>
+        <w:t xml:space="preserve">General documentation principles |</w:t>
       </w:r>
       <w:r>
         <w:rPr>
@@ -7846,12 +7947,12 @@
         <w:t xml:space="preserve">Current</w:t>
       </w:r>
       <w:r>
-        <w:t xml:space="preserve">. Write The Docs.</w:t>
-      </w:r>
-      <w:r>
-        <w:t xml:space="preserve"> </w:t>
-      </w:r>
-      <w:hyperlink r:id="rId110">
+        <w:t xml:space="preserve">. Write The Docs. Retrieved</w:t>
+      </w:r>
+      <w:r>
+        <w:t xml:space="preserve"> </w:t>
+      </w:r>
+      <w:hyperlink r:id="rId116">
         <w:r>
           <w:rPr>
             <w:rStyle w:val="Hyperlink"/>
@@ -7859,28 +7960,25 @@
           <w:t xml:space="preserve">https://www.writethedocs.org/guide/writing/docs-principles/#current</w:t>
         </w:r>
       </w:hyperlink>
-      <w:r>
-        <w:t xml:space="preserve">.</w:t>
-      </w:r>
-    </w:p>
-    <w:bookmarkEnd w:id="111"/>
-    <w:bookmarkStart w:id="113" w:name="ref-zotero-item-16"/>
+    </w:p>
+    <w:bookmarkEnd w:id="117"/>
+    <w:bookmarkStart w:id="119" w:name="ref-zotero-item-16"/>
     <w:p>
       <w:pPr>
         <w:pStyle w:val="Bibliography"/>
       </w:pPr>
       <w:r>
-        <w:t xml:space="preserve">Docs, Write The. n.d.-c.</w:t>
-      </w:r>
-      <w:r>
-        <w:t xml:space="preserve"> </w:t>
-      </w:r>
-      <w:r>
-        <w:rPr>
-          <w:i/>
-          <w:iCs/>
-        </w:rPr>
-        <w:t xml:space="preserve">General Documentation Principles |</w:t>
+        <w:t xml:space="preserve">Docs, W. T. (n.d.-c).</w:t>
+      </w:r>
+      <w:r>
+        <w:t xml:space="preserve"> </w:t>
+      </w:r>
+      <w:r>
+        <w:rPr>
+          <w:i/>
+          <w:iCs/>
+        </w:rPr>
+        <w:t xml:space="preserve">General documentation principles |</w:t>
       </w:r>
       <w:r>
         <w:rPr>
@@ -7897,12 +7995,12 @@
         <w:t xml:space="preserve">Exemplery</w:t>
       </w:r>
       <w:r>
-        <w:t xml:space="preserve">. Write The Docs.</w:t>
-      </w:r>
-      <w:r>
-        <w:t xml:space="preserve"> </w:t>
-      </w:r>
-      <w:hyperlink r:id="rId112">
+        <w:t xml:space="preserve">. Write The Docs. Retrieved</w:t>
+      </w:r>
+      <w:r>
+        <w:t xml:space="preserve"> </w:t>
+      </w:r>
+      <w:hyperlink r:id="rId118">
         <w:r>
           <w:rPr>
             <w:rStyle w:val="Hyperlink"/>
@@ -7910,28 +8008,25 @@
           <w:t xml:space="preserve">https://www.writethedocs.org/guide/writing/docs-principles/#exemplary</w:t>
         </w:r>
       </w:hyperlink>
-      <w:r>
-        <w:t xml:space="preserve">.</w:t>
-      </w:r>
-    </w:p>
-    <w:bookmarkEnd w:id="113"/>
-    <w:bookmarkStart w:id="115" w:name="ref-zotero-item-35"/>
+    </w:p>
+    <w:bookmarkEnd w:id="119"/>
+    <w:bookmarkStart w:id="121" w:name="ref-zotero-item-35"/>
     <w:p>
       <w:pPr>
         <w:pStyle w:val="Bibliography"/>
       </w:pPr>
       <w:r>
-        <w:t xml:space="preserve">Docs, Write The. n.d.-d.</w:t>
-      </w:r>
-      <w:r>
-        <w:t xml:space="preserve"> </w:t>
-      </w:r>
-      <w:r>
-        <w:rPr>
-          <w:i/>
-          <w:iCs/>
-        </w:rPr>
-        <w:t xml:space="preserve">General Documentation Principles |</w:t>
+        <w:t xml:space="preserve">Docs, W. T. (n.d.-d).</w:t>
+      </w:r>
+      <w:r>
+        <w:t xml:space="preserve"> </w:t>
+      </w:r>
+      <w:r>
+        <w:rPr>
+          <w:i/>
+          <w:iCs/>
+        </w:rPr>
+        <w:t xml:space="preserve">General documentation principles |</w:t>
       </w:r>
       <w:r>
         <w:rPr>
@@ -7948,12 +8043,12 @@
         <w:t xml:space="preserve">Unique</w:t>
       </w:r>
       <w:r>
-        <w:t xml:space="preserve">. Write The Docs.</w:t>
-      </w:r>
-      <w:r>
-        <w:t xml:space="preserve"> </w:t>
-      </w:r>
-      <w:hyperlink r:id="rId114">
+        <w:t xml:space="preserve">. Write The Docs. Retrieved</w:t>
+      </w:r>
+      <w:r>
+        <w:t xml:space="preserve"> </w:t>
+      </w:r>
+      <w:hyperlink r:id="rId120">
         <w:r>
           <w:rPr>
             <w:rStyle w:val="Hyperlink"/>
@@ -7961,12 +8056,9 @@
           <w:t xml:space="preserve">https://www.writethedocs.org/guide/writing/docs-principles/#unique</w:t>
         </w:r>
       </w:hyperlink>
-      <w:r>
-        <w:t xml:space="preserve">.</w:t>
-      </w:r>
-    </w:p>
-    <w:bookmarkEnd w:id="115"/>
-    <w:bookmarkStart w:id="117" w:name="ref-zotero-item-32"/>
+    </w:p>
+    <w:bookmarkEnd w:id="121"/>
+    <w:bookmarkStart w:id="123" w:name="ref-zotero-item-32"/>
     <w:p>
       <w:pPr>
         <w:pStyle w:val="Bibliography"/>
@@ -8032,7 +8124,7 @@
           <w:i/>
           <w:iCs/>
         </w:rPr>
-        <w:t xml:space="preserve">Is</w:t>
+        <w:t xml:space="preserve">is</w:t>
       </w:r>
       <w:r>
         <w:rPr>
@@ -8056,12 +8148,12 @@
         <w:t xml:space="preserve">?</w:t>
       </w:r>
       <w:r>
-        <w:t xml:space="preserve"> 2026. Github.</w:t>
-      </w:r>
-      <w:r>
-        <w:t xml:space="preserve"> </w:t>
-      </w:r>
-      <w:hyperlink r:id="rId116">
+        <w:t xml:space="preserve"> (2026). Github.</w:t>
+      </w:r>
+      <w:r>
+        <w:t xml:space="preserve"> </w:t>
+      </w:r>
+      <w:hyperlink r:id="rId122">
         <w:r>
           <w:rPr>
             <w:rStyle w:val="Hyperlink"/>
@@ -8069,28 +8161,25 @@
           <w:t xml:space="preserve">https://github.com/git-guides#what-is-git</w:t>
         </w:r>
       </w:hyperlink>
-      <w:r>
-        <w:t xml:space="preserve">.</w:t>
-      </w:r>
-    </w:p>
-    <w:bookmarkEnd w:id="117"/>
-    <w:bookmarkStart w:id="119" w:name="ref-zotero-item-61"/>
+    </w:p>
+    <w:bookmarkEnd w:id="123"/>
+    <w:bookmarkStart w:id="125" w:name="ref-zotero-item-61"/>
     <w:p>
       <w:pPr>
         <w:pStyle w:val="Bibliography"/>
       </w:pPr>
       <w:r>
-        <w:t xml:space="preserve">Github. 2026.</w:t>
-      </w:r>
-      <w:r>
-        <w:t xml:space="preserve"> </w:t>
-      </w:r>
-      <w:r>
-        <w:rPr>
-          <w:i/>
-          <w:iCs/>
-        </w:rPr>
-        <w:t xml:space="preserve">Automate Your Workflow from Idea to Production</w:t>
+        <w:t xml:space="preserve">Github. (2026).</w:t>
+      </w:r>
+      <w:r>
+        <w:t xml:space="preserve"> </w:t>
+      </w:r>
+      <w:r>
+        <w:rPr>
+          <w:i/>
+          <w:iCs/>
+        </w:rPr>
+        <w:t xml:space="preserve">Automate your workflow from idea to production</w:t>
       </w:r>
       <w:r>
         <w:t xml:space="preserve">. Github.</w:t>
@@ -8098,7 +8187,7 @@
       <w:r>
         <w:t xml:space="preserve"> </w:t>
       </w:r>
-      <w:hyperlink r:id="rId118">
+      <w:hyperlink r:id="rId124">
         <w:r>
           <w:rPr>
             <w:rStyle w:val="Hyperlink"/>
@@ -8106,12 +8195,9 @@
           <w:t xml:space="preserve">https://github.com/features/actions</w:t>
         </w:r>
       </w:hyperlink>
-      <w:r>
-        <w:t xml:space="preserve">.</w:t>
-      </w:r>
-    </w:p>
-    <w:bookmarkEnd w:id="119"/>
-    <w:bookmarkStart w:id="121" w:name="ref-zotero-item-26"/>
+    </w:p>
+    <w:bookmarkEnd w:id="125"/>
+    <w:bookmarkStart w:id="127" w:name="ref-zotero-item-26"/>
     <w:p>
       <w:pPr>
         <w:pStyle w:val="Bibliography"/>
@@ -8152,12 +8238,12 @@
         <w:t xml:space="preserve">Introduction</w:t>
       </w:r>
       <w:r>
-        <w:t xml:space="preserve">. 2019. Github.</w:t>
-      </w:r>
-      <w:r>
-        <w:t xml:space="preserve"> </w:t>
-      </w:r>
-      <w:hyperlink r:id="rId120">
+        <w:t xml:space="preserve">. (2019). Github.</w:t>
+      </w:r>
+      <w:r>
+        <w:t xml:space="preserve"> </w:t>
+      </w:r>
+      <w:hyperlink r:id="rId126">
         <w:r>
           <w:rPr>
             <w:rStyle w:val="Hyperlink"/>
@@ -8165,18 +8251,15 @@
           <w:t xml:space="preserve">https://github.github.com/gfm/#introduction</w:t>
         </w:r>
       </w:hyperlink>
-      <w:r>
-        <w:t xml:space="preserve">.</w:t>
-      </w:r>
-    </w:p>
-    <w:bookmarkEnd w:id="121"/>
-    <w:bookmarkStart w:id="123" w:name="ref-zotero-item-14"/>
+    </w:p>
+    <w:bookmarkEnd w:id="127"/>
+    <w:bookmarkStart w:id="129" w:name="ref-zotero-item-14"/>
     <w:p>
       <w:pPr>
         <w:pStyle w:val="Bibliography"/>
       </w:pPr>
       <w:r>
-        <w:t xml:space="preserve">Google. 2025.</w:t>
+        <w:t xml:space="preserve">Google. (2025).</w:t>
       </w:r>
       <w:r>
         <w:t xml:space="preserve"> </w:t>
@@ -8208,7 +8291,7 @@
       <w:r>
         <w:t xml:space="preserve"> </w:t>
       </w:r>
-      <w:hyperlink r:id="rId122">
+      <w:hyperlink r:id="rId128">
         <w:r>
           <w:rPr>
             <w:rStyle w:val="Hyperlink"/>
@@ -8216,28 +8299,25 @@
           <w:t xml:space="preserve">https://developers.google.com/tech-writing/one/documents</w:t>
         </w:r>
       </w:hyperlink>
-      <w:r>
-        <w:t xml:space="preserve">.</w:t>
-      </w:r>
-    </w:p>
-    <w:bookmarkEnd w:id="123"/>
-    <w:bookmarkStart w:id="125" w:name="ref-zotero-item-41"/>
+    </w:p>
+    <w:bookmarkEnd w:id="129"/>
+    <w:bookmarkStart w:id="131" w:name="ref-zotero-item-41"/>
     <w:p>
       <w:pPr>
         <w:pStyle w:val="Bibliography"/>
       </w:pPr>
       <w:r>
-        <w:t xml:space="preserve">Hat, Red. 2025.</w:t>
-      </w:r>
-      <w:r>
-        <w:t xml:space="preserve"> </w:t>
-      </w:r>
-      <w:r>
-        <w:rPr>
-          <w:i/>
-          <w:iCs/>
-        </w:rPr>
-        <w:t xml:space="preserve">What Is</w:t>
+        <w:t xml:space="preserve">Hat, R. (2025).</w:t>
+      </w:r>
+      <w:r>
+        <w:t xml:space="preserve"> </w:t>
+      </w:r>
+      <w:r>
+        <w:rPr>
+          <w:i/>
+          <w:iCs/>
+        </w:rPr>
+        <w:t xml:space="preserve">What is</w:t>
       </w:r>
       <w:r>
         <w:rPr>
@@ -8280,7 +8360,7 @@
       <w:r>
         <w:t xml:space="preserve"> </w:t>
       </w:r>
-      <w:hyperlink r:id="rId124">
+      <w:hyperlink r:id="rId130">
         <w:r>
           <w:rPr>
             <w:rStyle w:val="Hyperlink"/>
@@ -8288,12 +8368,9 @@
           <w:t xml:space="preserve">https://www.redhat.com/en/topics/devops/what-is-ci-cd</w:t>
         </w:r>
       </w:hyperlink>
-      <w:r>
-        <w:t xml:space="preserve">.</w:t>
-      </w:r>
-    </w:p>
-    <w:bookmarkEnd w:id="125"/>
-    <w:bookmarkStart w:id="127" w:name="ref-zotero-item-33"/>
+    </w:p>
+    <w:bookmarkEnd w:id="131"/>
+    <w:bookmarkStart w:id="133" w:name="ref-zotero-item-33"/>
     <w:p>
       <w:pPr>
         <w:pStyle w:val="Bibliography"/>
@@ -8310,7 +8387,7 @@
       <w:r>
         <w:t xml:space="preserve"> </w:t>
       </w:r>
-      <w:hyperlink r:id="rId126">
+      <w:hyperlink r:id="rId132">
         <w:r>
           <w:rPr>
             <w:rStyle w:val="Hyperlink"/>
@@ -8318,18 +8395,15 @@
           <w:t xml:space="preserve">https://static1.squarespace.com/static/5a1c710fbce17620f861bf47/t/5a45d41353450a6f05e9b138/1514525716795/ISO+15489-1-2016.pdf</w:t>
         </w:r>
       </w:hyperlink>
-      <w:r>
-        <w:t xml:space="preserve">.</w:t>
-      </w:r>
-    </w:p>
-    <w:bookmarkEnd w:id="127"/>
-    <w:bookmarkStart w:id="128" w:name="ref-zotero-item-45"/>
+    </w:p>
+    <w:bookmarkEnd w:id="133"/>
+    <w:bookmarkStart w:id="134" w:name="ref-zotero-item-45"/>
     <w:p>
       <w:pPr>
         <w:pStyle w:val="Bibliography"/>
       </w:pPr>
       <w:r>
-        <w:t xml:space="preserve">Jarmul, Katharine. 2017.</w:t>
+        <w:t xml:space="preserve">Jarmul, K. (2017).</w:t>
       </w:r>
       <w:r>
         <w:t xml:space="preserve"> </w:t>
@@ -8387,14 +8461,14 @@
         <w:t xml:space="preserve">. Packt Puhlishing.</w:t>
       </w:r>
     </w:p>
-    <w:bookmarkEnd w:id="128"/>
-    <w:bookmarkStart w:id="130" w:name="ref-zotero-item-21"/>
+    <w:bookmarkEnd w:id="134"/>
+    <w:bookmarkStart w:id="136" w:name="ref-zotero-item-21"/>
     <w:p>
       <w:pPr>
         <w:pStyle w:val="Bibliography"/>
       </w:pPr>
       <w:r>
-        <w:t xml:space="preserve">Jim, Hall. 2025.</w:t>
+        <w:t xml:space="preserve">Jim, H. (2025).</w:t>
       </w:r>
       <w:r>
         <w:t xml:space="preserve"> </w:t>
@@ -8566,7 +8640,7 @@
       <w:r>
         <w:t xml:space="preserve"> </w:t>
       </w:r>
-      <w:hyperlink r:id="rId129">
+      <w:hyperlink r:id="rId135">
         <w:r>
           <w:rPr>
             <w:rStyle w:val="Hyperlink"/>
@@ -8574,18 +8648,15 @@
           <w:t xml:space="preserve">https://go.oreilly.com/hamk-fi/library/view/Technical-Writing-for/9798868821110</w:t>
         </w:r>
       </w:hyperlink>
-      <w:r>
-        <w:t xml:space="preserve">.</w:t>
-      </w:r>
-    </w:p>
-    <w:bookmarkEnd w:id="130"/>
-    <w:bookmarkStart w:id="132" w:name="ref-zotero-item-24"/>
+    </w:p>
+    <w:bookmarkEnd w:id="136"/>
+    <w:bookmarkStart w:id="138" w:name="ref-zotero-item-24"/>
     <w:p>
       <w:pPr>
         <w:pStyle w:val="Bibliography"/>
       </w:pPr>
       <w:r>
-        <w:t xml:space="preserve">John, Gruver. n.d.</w:t>
+        <w:t xml:space="preserve">John, G. (n.d.).</w:t>
       </w:r>
       <w:r>
         <w:t xml:space="preserve"> </w:t>
@@ -8640,12 +8711,12 @@
         <w:t xml:space="preserve">Philosophy</w:t>
       </w:r>
       <w:r>
-        <w:t xml:space="preserve">.</w:t>
-      </w:r>
-      <w:r>
-        <w:t xml:space="preserve"> </w:t>
-      </w:r>
-      <w:hyperlink r:id="rId131">
+        <w:t xml:space="preserve">. Retrieved</w:t>
+      </w:r>
+      <w:r>
+        <w:t xml:space="preserve"> </w:t>
+      </w:r>
+      <w:hyperlink r:id="rId137">
         <w:r>
           <w:rPr>
             <w:rStyle w:val="Hyperlink"/>
@@ -8653,18 +8724,15 @@
           <w:t xml:space="preserve">https://daringfireball.net/projects/markdown/syntax#philosophy</w:t>
         </w:r>
       </w:hyperlink>
-      <w:r>
-        <w:t xml:space="preserve">.</w:t>
-      </w:r>
-    </w:p>
-    <w:bookmarkEnd w:id="132"/>
-    <w:bookmarkStart w:id="134" w:name="ref-zotero-item-37"/>
+    </w:p>
+    <w:bookmarkEnd w:id="138"/>
+    <w:bookmarkStart w:id="140" w:name="ref-zotero-item-37"/>
     <w:p>
       <w:pPr>
         <w:pStyle w:val="Bibliography"/>
       </w:pPr>
       <w:r>
-        <w:t xml:space="preserve">Jon, Loeliger. 2009.</w:t>
+        <w:t xml:space="preserve">Jon, L. (2009).</w:t>
       </w:r>
       <w:r>
         <w:t xml:space="preserve"> </w:t>
@@ -8724,7 +8792,7 @@
       <w:r>
         <w:t xml:space="preserve"> </w:t>
       </w:r>
-      <w:hyperlink r:id="rId133">
+      <w:hyperlink r:id="rId139">
         <w:r>
           <w:rPr>
             <w:rStyle w:val="Hyperlink"/>
@@ -8732,28 +8800,25 @@
           <w:t xml:space="preserve">http://sfx.finna.fi/nelli19?url_ver=Z39.88-2004&amp;ctx_ver=Z39.88-2004&amp;ctx_enc=info:ofi/enc:UTF-8&amp;rfr_id=info:sid/sfxit.com:opac_856&amp;url_ctx_fmt=info:ofi/fmt:kev:mtx:ctx&amp;sfx.ignore_date_threshold=1&amp;rft.object_id=1000000000779417&amp;svc_val_fmt=info:ofi/fmt:kev:mtx:sch_svc&amp;</w:t>
         </w:r>
       </w:hyperlink>
-      <w:r>
-        <w:t xml:space="preserve">.</w:t>
-      </w:r>
-    </w:p>
-    <w:bookmarkEnd w:id="134"/>
-    <w:bookmarkStart w:id="136" w:name="ref-zotero-item-53"/>
+    </w:p>
+    <w:bookmarkEnd w:id="140"/>
+    <w:bookmarkStart w:id="142" w:name="ref-zotero-item-53"/>
     <w:p>
       <w:pPr>
         <w:pStyle w:val="Bibliography"/>
       </w:pPr>
       <w:r>
-        <w:t xml:space="preserve">Kayce, Basques. 2024.</w:t>
-      </w:r>
-      <w:r>
-        <w:t xml:space="preserve"> </w:t>
-      </w:r>
-      <w:r>
-        <w:rPr>
-          <w:i/>
-          <w:iCs/>
-        </w:rPr>
-        <w:t xml:space="preserve">Inspect Network Activity</w:t>
+        <w:t xml:space="preserve">Kayce, B. (2024).</w:t>
+      </w:r>
+      <w:r>
+        <w:t xml:space="preserve"> </w:t>
+      </w:r>
+      <w:r>
+        <w:rPr>
+          <w:i/>
+          <w:iCs/>
+        </w:rPr>
+        <w:t xml:space="preserve">Inspect network activity</w:t>
       </w:r>
       <w:r>
         <w:t xml:space="preserve">. Google.</w:t>
@@ -8761,7 +8826,7 @@
       <w:r>
         <w:t xml:space="preserve"> </w:t>
       </w:r>
-      <w:hyperlink r:id="rId135">
+      <w:hyperlink r:id="rId141">
         <w:r>
           <w:rPr>
             <w:rStyle w:val="Hyperlink"/>
@@ -8769,77 +8834,124 @@
           <w:t xml:space="preserve">https://developer.chrome.com/docs/devtools/network</w:t>
         </w:r>
       </w:hyperlink>
-      <w:r>
-        <w:t xml:space="preserve">.</w:t>
-      </w:r>
-    </w:p>
-    <w:bookmarkEnd w:id="136"/>
-    <w:bookmarkStart w:id="138" w:name="ref-zotero-item-49"/>
+    </w:p>
+    <w:bookmarkEnd w:id="142"/>
+    <w:bookmarkStart w:id="144" w:name="ref-zotero-item-49"/>
     <w:p>
       <w:pPr>
         <w:pStyle w:val="Bibliography"/>
       </w:pPr>
       <w:r>
-        <w:t xml:space="preserve">Kong. 2025.</w:t>
-      </w:r>
-      <w:r>
-        <w:t xml:space="preserve"> </w:t>
-      </w:r>
-      <w:r>
-        <w:t xml:space="preserve">“What Is</w:t>
-      </w:r>
-      <w:r>
-        <w:t xml:space="preserve"> </w:t>
-      </w:r>
-      <w:r>
+        <w:t xml:space="preserve">Kong. (2025, April 14).</w:t>
+      </w:r>
+      <w:r>
+        <w:t xml:space="preserve"> </w:t>
+      </w:r>
+      <w:r>
+        <w:rPr>
+          <w:i/>
+          <w:iCs/>
+        </w:rPr>
+        <w:t xml:space="preserve">What is</w:t>
+      </w:r>
+      <w:r>
+        <w:rPr>
+          <w:i/>
+          <w:iCs/>
+        </w:rPr>
+        <w:t xml:space="preserve"> </w:t>
+      </w:r>
+      <w:r>
+        <w:rPr>
+          <w:i/>
+          <w:iCs/>
+        </w:rPr>
         <w:t xml:space="preserve">Docs</w:t>
       </w:r>
       <w:r>
-        <w:t xml:space="preserve"> </w:t>
-      </w:r>
-      <w:r>
+        <w:rPr>
+          <w:i/>
+          <w:iCs/>
+        </w:rPr>
+        <w:t xml:space="preserve"> </w:t>
+      </w:r>
+      <w:r>
+        <w:rPr>
+          <w:i/>
+          <w:iCs/>
+        </w:rPr>
         <w:t xml:space="preserve">as</w:t>
       </w:r>
       <w:r>
-        <w:t xml:space="preserve"> </w:t>
-      </w:r>
-      <w:r>
+        <w:rPr>
+          <w:i/>
+          <w:iCs/>
+        </w:rPr>
+        <w:t xml:space="preserve"> </w:t>
+      </w:r>
+      <w:r>
+        <w:rPr>
+          <w:i/>
+          <w:iCs/>
+        </w:rPr>
         <w:t xml:space="preserve">Code</w:t>
       </w:r>
       <w:r>
+        <w:rPr>
+          <w:i/>
+          <w:iCs/>
+        </w:rPr>
         <w:t xml:space="preserve">?</w:t>
       </w:r>
       <w:r>
-        <w:t xml:space="preserve"> </w:t>
-      </w:r>
-      <w:r>
+        <w:rPr>
+          <w:i/>
+          <w:iCs/>
+        </w:rPr>
+        <w:t xml:space="preserve"> </w:t>
+      </w:r>
+      <w:r>
+        <w:rPr>
+          <w:i/>
+          <w:iCs/>
+        </w:rPr>
         <w:t xml:space="preserve">Your Guide</w:t>
       </w:r>
       <w:r>
-        <w:t xml:space="preserve"> </w:t>
-      </w:r>
-      <w:r>
+        <w:rPr>
+          <w:i/>
+          <w:iCs/>
+        </w:rPr>
+        <w:t xml:space="preserve"> </w:t>
+      </w:r>
+      <w:r>
+        <w:rPr>
+          <w:i/>
+          <w:iCs/>
+        </w:rPr>
         <w:t xml:space="preserve">to</w:t>
       </w:r>
       <w:r>
-        <w:t xml:space="preserve"> </w:t>
-      </w:r>
-      <w:r>
+        <w:rPr>
+          <w:i/>
+          <w:iCs/>
+        </w:rPr>
+        <w:t xml:space="preserve"> </w:t>
+      </w:r>
+      <w:r>
+        <w:rPr>
+          <w:i/>
+          <w:iCs/>
+        </w:rPr>
         <w:t xml:space="preserve">Modern Technical Documentation</w:t>
       </w:r>
       <w:r>
-        <w:t xml:space="preserve">.”</w:t>
-      </w:r>
-      <w:r>
-        <w:t xml:space="preserve"> </w:t>
-      </w:r>
-      <w:r>
-        <w:t xml:space="preserve">What is Docs as Code? Your Guide to Modern Technical Documentation, April 14.</w:t>
-      </w:r>
-      <w:r>
-        <w:t xml:space="preserve"> </w:t>
-      </w:r>
-      <w:hyperlink r:id="rId137">
+        <w:t xml:space="preserve">. What is Docs as Code? Your Guide to Modern Technical Documentation.</w:t>
+      </w:r>
+      <w:r>
+        <w:t xml:space="preserve"> </w:t>
+      </w:r>
+      <w:hyperlink r:id="rId143">
         <w:r>
           <w:rPr>
             <w:rStyle w:val="Hyperlink"/>
@@ -8847,44 +8959,61 @@
           <w:t xml:space="preserve">https://konghq.com/blog/learning-center/what-is-docs-as-code</w:t>
         </w:r>
       </w:hyperlink>
-      <w:r>
-        <w:t xml:space="preserve">.</w:t>
-      </w:r>
-    </w:p>
-    <w:bookmarkEnd w:id="138"/>
-    <w:bookmarkStart w:id="140" w:name="ref-zotero-item-38"/>
+    </w:p>
+    <w:bookmarkEnd w:id="144"/>
+    <w:bookmarkStart w:id="146" w:name="ref-zotero-item-38"/>
     <w:p>
       <w:pPr>
         <w:pStyle w:val="Bibliography"/>
       </w:pPr>
       <w:r>
-        <w:t xml:space="preserve">Lund, Christian. 2024.</w:t>
-      </w:r>
-      <w:r>
-        <w:t xml:space="preserve"> </w:t>
-      </w:r>
-      <w:r>
-        <w:t xml:space="preserve">“Everything You Need to Know about Document Automation |</w:t>
-      </w:r>
-      <w:r>
-        <w:t xml:space="preserve"> </w:t>
-      </w:r>
-      <w:r>
+        <w:t xml:space="preserve">Lund, C. (2024, April 18).</w:t>
+      </w:r>
+      <w:r>
+        <w:t xml:space="preserve"> </w:t>
+      </w:r>
+      <w:r>
+        <w:rPr>
+          <w:i/>
+          <w:iCs/>
+        </w:rPr>
+        <w:t xml:space="preserve">Everything you need to know about document automation |</w:t>
+      </w:r>
+      <w:r>
+        <w:rPr>
+          <w:i/>
+          <w:iCs/>
+        </w:rPr>
+        <w:t xml:space="preserve"> </w:t>
+      </w:r>
+      <w:r>
+        <w:rPr>
+          <w:i/>
+          <w:iCs/>
+        </w:rPr>
         <w:t xml:space="preserve">What</w:t>
       </w:r>
       <w:r>
-        <w:t xml:space="preserve"> </w:t>
-      </w:r>
-      <w:r>
-        <w:t xml:space="preserve">Is Document Automation?”</w:t>
-      </w:r>
-      <w:r>
-        <w:t xml:space="preserve"> Everything you need to know about document automation, April 18.</w:t>
-      </w:r>
-      <w:r>
-        <w:t xml:space="preserve"> </w:t>
-      </w:r>
-      <w:hyperlink r:id="rId139">
+        <w:rPr>
+          <w:i/>
+          <w:iCs/>
+        </w:rPr>
+        <w:t xml:space="preserve"> </w:t>
+      </w:r>
+      <w:r>
+        <w:rPr>
+          <w:i/>
+          <w:iCs/>
+        </w:rPr>
+        <w:t xml:space="preserve">is document automation?</w:t>
+      </w:r>
+      <w:r>
+        <w:t xml:space="preserve"> Everything you need to know about document automation.</w:t>
+      </w:r>
+      <w:r>
+        <w:t xml:space="preserve"> </w:t>
+      </w:r>
+      <w:hyperlink r:id="rId145">
         <w:r>
           <w:rPr>
             <w:rStyle w:val="Hyperlink"/>
@@ -8892,18 +9021,15 @@
           <w:t xml:space="preserve">https://www.templafy.com/what-is-document-automation/#section-2</w:t>
         </w:r>
       </w:hyperlink>
-      <w:r>
-        <w:t xml:space="preserve">.</w:t>
-      </w:r>
-    </w:p>
-    <w:bookmarkEnd w:id="140"/>
-    <w:bookmarkStart w:id="142" w:name="ref-zotero-item-39"/>
+    </w:p>
+    <w:bookmarkEnd w:id="146"/>
+    <w:bookmarkStart w:id="148" w:name="ref-zotero-item-39"/>
     <w:p>
       <w:pPr>
         <w:pStyle w:val="Bibliography"/>
       </w:pPr>
       <w:r>
-        <w:t xml:space="preserve">MacFarlane, John. 2025.</w:t>
+        <w:t xml:space="preserve">MacFarlane, J. (2025).</w:t>
       </w:r>
       <w:r>
         <w:t xml:space="preserve"> </w:t>
@@ -8916,12 +9042,15 @@
         <w:t xml:space="preserve">Pandoc</w:t>
       </w:r>
       <w:r>
-        <w:t xml:space="preserve">. Released.</w:t>
-      </w:r>
-      <w:r>
-        <w:t xml:space="preserve"> </w:t>
-      </w:r>
-      <w:hyperlink r:id="rId141">
+        <w:t xml:space="preserve"> </w:t>
+      </w:r>
+      <w:r>
+        <w:t xml:space="preserve">[Computer software].</w:t>
+      </w:r>
+      <w:r>
+        <w:t xml:space="preserve"> </w:t>
+      </w:r>
+      <w:hyperlink r:id="rId147">
         <w:r>
           <w:rPr>
             <w:rStyle w:val="Hyperlink"/>
@@ -8929,12 +9058,9 @@
           <w:t xml:space="preserve">https://www.pandoc.org/</w:t>
         </w:r>
       </w:hyperlink>
-      <w:r>
-        <w:t xml:space="preserve">.</w:t>
-      </w:r>
-    </w:p>
-    <w:bookmarkEnd w:id="142"/>
-    <w:bookmarkStart w:id="144" w:name="ref-zotero-item-40"/>
+    </w:p>
+    <w:bookmarkEnd w:id="148"/>
+    <w:bookmarkStart w:id="150" w:name="ref-zotero-item-40"/>
     <w:p>
       <w:pPr>
         <w:pStyle w:val="Bibliography"/>
@@ -8961,12 +9087,12 @@
         <w:t xml:space="preserve">Visual Studio Code</w:t>
       </w:r>
       <w:r>
-        <w:t xml:space="preserve">. 2026. Microsoft.</w:t>
-      </w:r>
-      <w:r>
-        <w:t xml:space="preserve"> </w:t>
-      </w:r>
-      <w:hyperlink r:id="rId143">
+        <w:t xml:space="preserve">. (2026). Microsoft.</w:t>
+      </w:r>
+      <w:r>
+        <w:t xml:space="preserve"> </w:t>
+      </w:r>
+      <w:hyperlink r:id="rId149">
         <w:r>
           <w:rPr>
             <w:rStyle w:val="Hyperlink"/>
@@ -8974,78 +9100,123 @@
           <w:t xml:space="preserve">https://code.visualstudio.com/docs/languages/markdown</w:t>
         </w:r>
       </w:hyperlink>
+    </w:p>
+    <w:bookmarkEnd w:id="150"/>
+    <w:bookmarkStart w:id="152" w:name="ref-zotero-item-25"/>
+    <w:p>
+      <w:pPr>
+        <w:pStyle w:val="Bibliography"/>
+      </w:pPr>
+      <w:r>
+        <w:t xml:space="preserve">Matt, C. (n.d.).</w:t>
+      </w:r>
+      <w:r>
+        <w:t xml:space="preserve"> </w:t>
+      </w:r>
+      <w:r>
+        <w:rPr>
+          <w:i/>
+          <w:iCs/>
+        </w:rPr>
+        <w:t xml:space="preserve">Markdown |</w:t>
+      </w:r>
+      <w:r>
+        <w:rPr>
+          <w:i/>
+          <w:iCs/>
+        </w:rPr>
+        <w:t xml:space="preserve"> </w:t>
+      </w:r>
+      <w:r>
+        <w:rPr>
+          <w:i/>
+          <w:iCs/>
+        </w:rPr>
+        <w:t xml:space="preserve">Basic Syntax</w:t>
+      </w:r>
+      <w:r>
+        <w:t xml:space="preserve">. Retrieved</w:t>
+      </w:r>
+      <w:r>
+        <w:t xml:space="preserve"> </w:t>
+      </w:r>
+      <w:hyperlink r:id="rId151">
+        <w:r>
+          <w:rPr>
+            <w:rStyle w:val="Hyperlink"/>
+          </w:rPr>
+          <w:t xml:space="preserve">https://www.markdownguide.org/basic-syntax/</w:t>
+        </w:r>
+      </w:hyperlink>
+    </w:p>
+    <w:bookmarkEnd w:id="152"/>
+    <w:bookmarkStart w:id="154" w:name="ref-zotero-item-27"/>
+    <w:p>
+      <w:pPr>
+        <w:pStyle w:val="Bibliography"/>
+      </w:pPr>
+      <w:r>
+        <w:t xml:space="preserve">Matt, C. (2026a).</w:t>
+      </w:r>
+      <w:r>
+        <w:t xml:space="preserve"> </w:t>
+      </w:r>
+      <w:r>
+        <w:rPr>
+          <w:i/>
+          <w:iCs/>
+        </w:rPr>
+        <w:t xml:space="preserve">Markdown</w:t>
+      </w:r>
+      <w:r>
+        <w:rPr>
+          <w:i/>
+          <w:iCs/>
+        </w:rPr>
+        <w:t xml:space="preserve"> </w:t>
+      </w:r>
+      <w:r>
+        <w:rPr>
+          <w:i/>
+          <w:iCs/>
+        </w:rPr>
+        <w:t xml:space="preserve">Guide</w:t>
+      </w:r>
+      <w:r>
+        <w:rPr>
+          <w:i/>
+          <w:iCs/>
+        </w:rPr>
+        <w:t xml:space="preserve"> </w:t>
+      </w:r>
+      <w:r>
+        <w:rPr>
+          <w:i/>
+          <w:iCs/>
+        </w:rPr>
+        <w:t xml:space="preserve">|</w:t>
+      </w:r>
+      <w:r>
+        <w:rPr>
+          <w:i/>
+          <w:iCs/>
+        </w:rPr>
+        <w:t xml:space="preserve"> </w:t>
+      </w:r>
+      <w:r>
+        <w:rPr>
+          <w:i/>
+          <w:iCs/>
+        </w:rPr>
+        <w:t xml:space="preserve">Extended Syntax</w:t>
+      </w:r>
       <w:r>
         <w:t xml:space="preserve">.</w:t>
       </w:r>
-    </w:p>
-    <w:bookmarkEnd w:id="144"/>
-    <w:bookmarkStart w:id="146" w:name="ref-zotero-item-27"/>
-    <w:p>
-      <w:pPr>
-        <w:pStyle w:val="Bibliography"/>
-      </w:pPr>
-      <w:r>
-        <w:t xml:space="preserve">Matt, Cone. 2026a.</w:t>
-      </w:r>
-      <w:r>
-        <w:t xml:space="preserve"> </w:t>
-      </w:r>
-      <w:r>
-        <w:rPr>
-          <w:i/>
-          <w:iCs/>
-        </w:rPr>
-        <w:t xml:space="preserve">Markdown</w:t>
-      </w:r>
-      <w:r>
-        <w:rPr>
-          <w:i/>
-          <w:iCs/>
-        </w:rPr>
-        <w:t xml:space="preserve"> </w:t>
-      </w:r>
-      <w:r>
-        <w:rPr>
-          <w:i/>
-          <w:iCs/>
-        </w:rPr>
-        <w:t xml:space="preserve">Guide</w:t>
-      </w:r>
-      <w:r>
-        <w:rPr>
-          <w:i/>
-          <w:iCs/>
-        </w:rPr>
-        <w:t xml:space="preserve"> </w:t>
-      </w:r>
-      <w:r>
-        <w:rPr>
-          <w:i/>
-          <w:iCs/>
-        </w:rPr>
-        <w:t xml:space="preserve">|</w:t>
-      </w:r>
-      <w:r>
-        <w:rPr>
-          <w:i/>
-          <w:iCs/>
-        </w:rPr>
-        <w:t xml:space="preserve"> </w:t>
-      </w:r>
-      <w:r>
-        <w:rPr>
-          <w:i/>
-          <w:iCs/>
-        </w:rPr>
-        <w:t xml:space="preserve">Extended Syntax</w:t>
-      </w:r>
-      <w:r>
-        <w:t xml:space="preserve">.</w:t>
-      </w:r>
-      <w:r>
-        <w:t xml:space="preserve"> </w:t>
-      </w:r>
-      <w:hyperlink r:id="rId145">
+      <w:r>
+        <w:t xml:space="preserve"> </w:t>
+      </w:r>
+      <w:hyperlink r:id="rId153">
         <w:r>
           <w:rPr>
             <w:rStyle w:val="Hyperlink"/>
@@ -9053,18 +9224,15 @@
           <w:t xml:space="preserve">https://www.markdownguide.org/extended-syntax/</w:t>
         </w:r>
       </w:hyperlink>
-      <w:r>
-        <w:t xml:space="preserve">.</w:t>
-      </w:r>
-    </w:p>
-    <w:bookmarkEnd w:id="146"/>
-    <w:bookmarkStart w:id="147" w:name="ref-zotero-item-22"/>
+    </w:p>
+    <w:bookmarkEnd w:id="154"/>
+    <w:bookmarkStart w:id="156" w:name="ref-zotero-item-30"/>
     <w:p>
       <w:pPr>
         <w:pStyle w:val="Bibliography"/>
       </w:pPr>
       <w:r>
-        <w:t xml:space="preserve">Matt, Cone. 2026b.</w:t>
+        <w:t xml:space="preserve">Matt, C. (2026b).</w:t>
       </w:r>
       <w:r>
         <w:t xml:space="preserve"> </w:t>
@@ -9144,99 +9312,6 @@
           <w:i/>
           <w:iCs/>
         </w:rPr>
-        <w:t xml:space="preserve">Documents</w:t>
-      </w:r>
-      <w:r>
-        <w:t xml:space="preserve">.</w:t>
-      </w:r>
-    </w:p>
-    <w:bookmarkEnd w:id="147"/>
-    <w:bookmarkStart w:id="149" w:name="ref-zotero-item-30"/>
-    <w:p>
-      <w:pPr>
-        <w:pStyle w:val="Bibliography"/>
-      </w:pPr>
-      <w:r>
-        <w:t xml:space="preserve">Matt, Cone. 2026c.</w:t>
-      </w:r>
-      <w:r>
-        <w:t xml:space="preserve"> </w:t>
-      </w:r>
-      <w:r>
-        <w:rPr>
-          <w:i/>
-          <w:iCs/>
-        </w:rPr>
-        <w:t xml:space="preserve">Markdown</w:t>
-      </w:r>
-      <w:r>
-        <w:rPr>
-          <w:i/>
-          <w:iCs/>
-        </w:rPr>
-        <w:t xml:space="preserve"> </w:t>
-      </w:r>
-      <w:r>
-        <w:rPr>
-          <w:i/>
-          <w:iCs/>
-        </w:rPr>
-        <w:t xml:space="preserve">Guide</w:t>
-      </w:r>
-      <w:r>
-        <w:rPr>
-          <w:i/>
-          <w:iCs/>
-        </w:rPr>
-        <w:t xml:space="preserve"> </w:t>
-      </w:r>
-      <w:r>
-        <w:rPr>
-          <w:i/>
-          <w:iCs/>
-        </w:rPr>
-        <w:t xml:space="preserve">|</w:t>
-      </w:r>
-      <w:r>
-        <w:rPr>
-          <w:i/>
-          <w:iCs/>
-        </w:rPr>
-        <w:t xml:space="preserve"> </w:t>
-      </w:r>
-      <w:r>
-        <w:rPr>
-          <w:i/>
-          <w:iCs/>
-        </w:rPr>
-        <w:t xml:space="preserve">Getting Started</w:t>
-      </w:r>
-      <w:r>
-        <w:rPr>
-          <w:i/>
-          <w:iCs/>
-        </w:rPr>
-        <w:t xml:space="preserve"> </w:t>
-      </w:r>
-      <w:r>
-        <w:rPr>
-          <w:i/>
-          <w:iCs/>
-        </w:rPr>
-        <w:t xml:space="preserve">|</w:t>
-      </w:r>
-      <w:r>
-        <w:rPr>
-          <w:i/>
-          <w:iCs/>
-        </w:rPr>
-        <w:t xml:space="preserve"> </w:t>
-      </w:r>
-      <w:r>
-        <w:rPr>
-          <w:i/>
-          <w:iCs/>
-        </w:rPr>
         <w:t xml:space="preserve">How</w:t>
       </w:r>
       <w:r>
@@ -9251,12 +9326,12 @@
           <w:i/>
           <w:iCs/>
         </w:rPr>
-        <w:t xml:space="preserve">Does It Work?</w:t>
-      </w:r>
-      <w:r>
-        <w:t xml:space="preserve"> </w:t>
-      </w:r>
-      <w:hyperlink r:id="rId148">
+        <w:t xml:space="preserve">does it work?</w:t>
+      </w:r>
+      <w:r>
+        <w:t xml:space="preserve"> </w:t>
+      </w:r>
+      <w:hyperlink r:id="rId155">
         <w:r>
           <w:rPr>
             <w:rStyle w:val="Hyperlink"/>
@@ -9264,18 +9339,119 @@
           <w:t xml:space="preserve">https://www.markdownguide.org/getting-started/#how-does-it-work</w:t>
         </w:r>
       </w:hyperlink>
+    </w:p>
+    <w:bookmarkEnd w:id="156"/>
+    <w:bookmarkStart w:id="158" w:name="ref-zotero-item-28"/>
+    <w:p>
+      <w:pPr>
+        <w:pStyle w:val="Bibliography"/>
+      </w:pPr>
+      <w:r>
+        <w:t xml:space="preserve">Matt, C. (2026c).</w:t>
+      </w:r>
+      <w:r>
+        <w:t xml:space="preserve"> </w:t>
+      </w:r>
+      <w:r>
+        <w:rPr>
+          <w:i/>
+          <w:iCs/>
+        </w:rPr>
+        <w:t xml:space="preserve">Markdown</w:t>
+      </w:r>
+      <w:r>
+        <w:rPr>
+          <w:i/>
+          <w:iCs/>
+        </w:rPr>
+        <w:t xml:space="preserve"> </w:t>
+      </w:r>
+      <w:r>
+        <w:rPr>
+          <w:i/>
+          <w:iCs/>
+        </w:rPr>
+        <w:t xml:space="preserve">Guide</w:t>
+      </w:r>
+      <w:r>
+        <w:rPr>
+          <w:i/>
+          <w:iCs/>
+        </w:rPr>
+        <w:t xml:space="preserve"> </w:t>
+      </w:r>
+      <w:r>
+        <w:rPr>
+          <w:i/>
+          <w:iCs/>
+        </w:rPr>
+        <w:t xml:space="preserve">|</w:t>
+      </w:r>
+      <w:r>
+        <w:rPr>
+          <w:i/>
+          <w:iCs/>
+        </w:rPr>
+        <w:t xml:space="preserve"> </w:t>
+      </w:r>
+      <w:r>
+        <w:rPr>
+          <w:i/>
+          <w:iCs/>
+        </w:rPr>
+        <w:t xml:space="preserve">Hacks</w:t>
+      </w:r>
+      <w:r>
+        <w:rPr>
+          <w:i/>
+          <w:iCs/>
+        </w:rPr>
+        <w:t xml:space="preserve"> </w:t>
+      </w:r>
+      <w:r>
+        <w:rPr>
+          <w:i/>
+          <w:iCs/>
+        </w:rPr>
+        <w:t xml:space="preserve">|</w:t>
+      </w:r>
+      <w:r>
+        <w:rPr>
+          <w:i/>
+          <w:iCs/>
+        </w:rPr>
+        <w:t xml:space="preserve"> </w:t>
+      </w:r>
+      <w:r>
+        <w:rPr>
+          <w:i/>
+          <w:iCs/>
+        </w:rPr>
+        <w:t xml:space="preserve">Overview</w:t>
+      </w:r>
       <w:r>
         <w:t xml:space="preserve">.</w:t>
       </w:r>
-    </w:p>
-    <w:bookmarkEnd w:id="149"/>
-    <w:bookmarkStart w:id="151" w:name="ref-zotero-item-23"/>
+      <w:r>
+        <w:t xml:space="preserve"> </w:t>
+      </w:r>
+      <w:hyperlink r:id="rId157">
+        <w:r>
+          <w:rPr>
+            <w:rStyle w:val="Hyperlink"/>
+          </w:rPr>
+          <w:t xml:space="preserve">https://www.markdownguide.org/hacks/</w:t>
+        </w:r>
+      </w:hyperlink>
+    </w:p>
+    <w:bookmarkEnd w:id="158"/>
+    <w:bookmarkStart w:id="159" w:name="ref-zotero-item-22"/>
     <w:p>
       <w:pPr>
         <w:pStyle w:val="Bibliography"/>
       </w:pPr>
       <w:r>
-        <w:t xml:space="preserve">Matt, Cone. 2026d.</w:t>
+        <w:t xml:space="preserve">Matt, C. (2026d).</w:t>
       </w:r>
       <w:r>
         <w:t xml:space="preserve"> </w:t>
@@ -9355,6 +9531,99 @@
           <w:i/>
           <w:iCs/>
         </w:rPr>
+        <w:t xml:space="preserve">Documents</w:t>
+      </w:r>
+      <w:r>
+        <w:t xml:space="preserve">.</w:t>
+      </w:r>
+    </w:p>
+    <w:bookmarkEnd w:id="159"/>
+    <w:bookmarkStart w:id="161" w:name="ref-zotero-item-23"/>
+    <w:p>
+      <w:pPr>
+        <w:pStyle w:val="Bibliography"/>
+      </w:pPr>
+      <w:r>
+        <w:t xml:space="preserve">Matt, C. (2026e).</w:t>
+      </w:r>
+      <w:r>
+        <w:t xml:space="preserve"> </w:t>
+      </w:r>
+      <w:r>
+        <w:rPr>
+          <w:i/>
+          <w:iCs/>
+        </w:rPr>
+        <w:t xml:space="preserve">Markdown</w:t>
+      </w:r>
+      <w:r>
+        <w:rPr>
+          <w:i/>
+          <w:iCs/>
+        </w:rPr>
+        <w:t xml:space="preserve"> </w:t>
+      </w:r>
+      <w:r>
+        <w:rPr>
+          <w:i/>
+          <w:iCs/>
+        </w:rPr>
+        <w:t xml:space="preserve">Guide</w:t>
+      </w:r>
+      <w:r>
+        <w:rPr>
+          <w:i/>
+          <w:iCs/>
+        </w:rPr>
+        <w:t xml:space="preserve"> </w:t>
+      </w:r>
+      <w:r>
+        <w:rPr>
+          <w:i/>
+          <w:iCs/>
+        </w:rPr>
+        <w:t xml:space="preserve">|</w:t>
+      </w:r>
+      <w:r>
+        <w:rPr>
+          <w:i/>
+          <w:iCs/>
+        </w:rPr>
+        <w:t xml:space="preserve"> </w:t>
+      </w:r>
+      <w:r>
+        <w:rPr>
+          <w:i/>
+          <w:iCs/>
+        </w:rPr>
+        <w:t xml:space="preserve">Getting Started</w:t>
+      </w:r>
+      <w:r>
+        <w:rPr>
+          <w:i/>
+          <w:iCs/>
+        </w:rPr>
+        <w:t xml:space="preserve"> </w:t>
+      </w:r>
+      <w:r>
+        <w:rPr>
+          <w:i/>
+          <w:iCs/>
+        </w:rPr>
+        <w:t xml:space="preserve">|</w:t>
+      </w:r>
+      <w:r>
+        <w:rPr>
+          <w:i/>
+          <w:iCs/>
+        </w:rPr>
+        <w:t xml:space="preserve"> </w:t>
+      </w:r>
+      <w:r>
+        <w:rPr>
+          <w:i/>
+          <w:iCs/>
+        </w:rPr>
         <w:t xml:space="preserve">What</w:t>
       </w:r>
       <w:r>
@@ -9369,7 +9638,7 @@
           <w:i/>
           <w:iCs/>
         </w:rPr>
-        <w:t xml:space="preserve">Is</w:t>
+        <w:t xml:space="preserve">is</w:t>
       </w:r>
       <w:r>
         <w:rPr>
@@ -9395,7 +9664,7 @@
       <w:r>
         <w:t xml:space="preserve"> </w:t>
       </w:r>
-      <w:hyperlink r:id="rId150">
+      <w:hyperlink r:id="rId160">
         <w:r>
           <w:rPr>
             <w:rStyle w:val="Hyperlink"/>
@@ -9403,176 +9672,15 @@
           <w:t xml:space="preserve">https://www.markdownguide.org/getting-started/#what-is-markdown</w:t>
         </w:r>
       </w:hyperlink>
-      <w:r>
-        <w:t xml:space="preserve">.</w:t>
-      </w:r>
-    </w:p>
-    <w:bookmarkEnd w:id="151"/>
-    <w:bookmarkStart w:id="153" w:name="ref-zotero-item-28"/>
+    </w:p>
+    <w:bookmarkEnd w:id="161"/>
+    <w:bookmarkStart w:id="163" w:name="ref-zotero-item-60"/>
     <w:p>
       <w:pPr>
         <w:pStyle w:val="Bibliography"/>
       </w:pPr>
       <w:r>
-        <w:t xml:space="preserve">Matt, Cone. 2026e.</w:t>
-      </w:r>
-      <w:r>
-        <w:t xml:space="preserve"> </w:t>
-      </w:r>
-      <w:r>
-        <w:rPr>
-          <w:i/>
-          <w:iCs/>
-        </w:rPr>
-        <w:t xml:space="preserve">Markdown</w:t>
-      </w:r>
-      <w:r>
-        <w:rPr>
-          <w:i/>
-          <w:iCs/>
-        </w:rPr>
-        <w:t xml:space="preserve"> </w:t>
-      </w:r>
-      <w:r>
-        <w:rPr>
-          <w:i/>
-          <w:iCs/>
-        </w:rPr>
-        <w:t xml:space="preserve">Guide</w:t>
-      </w:r>
-      <w:r>
-        <w:rPr>
-          <w:i/>
-          <w:iCs/>
-        </w:rPr>
-        <w:t xml:space="preserve"> </w:t>
-      </w:r>
-      <w:r>
-        <w:rPr>
-          <w:i/>
-          <w:iCs/>
-        </w:rPr>
-        <w:t xml:space="preserve">|</w:t>
-      </w:r>
-      <w:r>
-        <w:rPr>
-          <w:i/>
-          <w:iCs/>
-        </w:rPr>
-        <w:t xml:space="preserve"> </w:t>
-      </w:r>
-      <w:r>
-        <w:rPr>
-          <w:i/>
-          <w:iCs/>
-        </w:rPr>
-        <w:t xml:space="preserve">Hacks</w:t>
-      </w:r>
-      <w:r>
-        <w:rPr>
-          <w:i/>
-          <w:iCs/>
-        </w:rPr>
-        <w:t xml:space="preserve"> </w:t>
-      </w:r>
-      <w:r>
-        <w:rPr>
-          <w:i/>
-          <w:iCs/>
-        </w:rPr>
-        <w:t xml:space="preserve">|</w:t>
-      </w:r>
-      <w:r>
-        <w:rPr>
-          <w:i/>
-          <w:iCs/>
-        </w:rPr>
-        <w:t xml:space="preserve"> </w:t>
-      </w:r>
-      <w:r>
-        <w:rPr>
-          <w:i/>
-          <w:iCs/>
-        </w:rPr>
-        <w:t xml:space="preserve">Overview</w:t>
-      </w:r>
-      <w:r>
-        <w:t xml:space="preserve">.</w:t>
-      </w:r>
-      <w:r>
-        <w:t xml:space="preserve"> </w:t>
-      </w:r>
-      <w:hyperlink r:id="rId152">
-        <w:r>
-          <w:rPr>
-            <w:rStyle w:val="Hyperlink"/>
-          </w:rPr>
-          <w:t xml:space="preserve">https://www.markdownguide.org/hacks/</w:t>
-        </w:r>
-      </w:hyperlink>
-      <w:r>
-        <w:t xml:space="preserve">.</w:t>
-      </w:r>
-    </w:p>
-    <w:bookmarkEnd w:id="153"/>
-    <w:bookmarkStart w:id="155" w:name="ref-zotero-item-25"/>
-    <w:p>
-      <w:pPr>
-        <w:pStyle w:val="Bibliography"/>
-      </w:pPr>
-      <w:r>
-        <w:t xml:space="preserve">Matt, Cone. n.d.</w:t>
-      </w:r>
-      <w:r>
-        <w:t xml:space="preserve"> </w:t>
-      </w:r>
-      <w:r>
-        <w:rPr>
-          <w:i/>
-          <w:iCs/>
-        </w:rPr>
-        <w:t xml:space="preserve">Markdown |</w:t>
-      </w:r>
-      <w:r>
-        <w:rPr>
-          <w:i/>
-          <w:iCs/>
-        </w:rPr>
-        <w:t xml:space="preserve"> </w:t>
-      </w:r>
-      <w:r>
-        <w:rPr>
-          <w:i/>
-          <w:iCs/>
-        </w:rPr>
-        <w:t xml:space="preserve">Basic Syntax</w:t>
-      </w:r>
-      <w:r>
-        <w:t xml:space="preserve">.</w:t>
-      </w:r>
-      <w:r>
-        <w:t xml:space="preserve"> </w:t>
-      </w:r>
-      <w:hyperlink r:id="rId154">
-        <w:r>
-          <w:rPr>
-            <w:rStyle w:val="Hyperlink"/>
-          </w:rPr>
-          <w:t xml:space="preserve">https://www.markdownguide.org/basic-syntax/</w:t>
-        </w:r>
-      </w:hyperlink>
-      <w:r>
-        <w:t xml:space="preserve">.</w:t>
-      </w:r>
-    </w:p>
-    <w:bookmarkEnd w:id="155"/>
-    <w:bookmarkStart w:id="157" w:name="ref-zotero-item-60"/>
-    <w:p>
-      <w:pPr>
-        <w:pStyle w:val="Bibliography"/>
-      </w:pPr>
-      <w:r>
-        <w:t xml:space="preserve">Meta. n.d.</w:t>
+        <w:t xml:space="preserve">Meta. (n.d.).</w:t>
       </w:r>
       <w:r>
         <w:t xml:space="preserve"> </w:t>
@@ -9585,12 +9693,15 @@
         <w:t xml:space="preserve">Docusaurus</w:t>
       </w:r>
       <w:r>
-        <w:t xml:space="preserve">. Meta Platforms, Inc.</w:t>
-      </w:r>
-      <w:r>
-        <w:t xml:space="preserve"> </w:t>
-      </w:r>
-      <w:hyperlink r:id="rId156">
+        <w:t xml:space="preserve"> </w:t>
+      </w:r>
+      <w:r>
+        <w:t xml:space="preserve">[Computer software]. Meta Platforms, Inc. Retrieved</w:t>
+      </w:r>
+      <w:r>
+        <w:t xml:space="preserve"> </w:t>
+      </w:r>
+      <w:hyperlink r:id="rId162">
         <w:r>
           <w:rPr>
             <w:rStyle w:val="Hyperlink"/>
@@ -9598,18 +9709,77 @@
           <w:t xml:space="preserve">https://docusaurus.io/docs</w:t>
         </w:r>
       </w:hyperlink>
-      <w:r>
-        <w:t xml:space="preserve">.</w:t>
-      </w:r>
-    </w:p>
-    <w:bookmarkEnd w:id="157"/>
-    <w:bookmarkStart w:id="159" w:name="ref-zotero-item-13"/>
+    </w:p>
+    <w:bookmarkEnd w:id="163"/>
+    <w:bookmarkStart w:id="165" w:name="ref-zotero-item-19"/>
     <w:p>
       <w:pPr>
         <w:pStyle w:val="Bibliography"/>
       </w:pPr>
       <w:r>
-        <w:t xml:space="preserve">Microsoft. 2024.</w:t>
+        <w:t xml:space="preserve">Microsoft. (n.d.).</w:t>
+      </w:r>
+      <w:r>
+        <w:t xml:space="preserve"> </w:t>
+      </w:r>
+      <w:r>
+        <w:rPr>
+          <w:i/>
+          <w:iCs/>
+        </w:rPr>
+        <w:t xml:space="preserve">Tutustu helppoon tekstinkäsittelyyn</w:t>
+      </w:r>
+      <w:r>
+        <w:rPr>
+          <w:i/>
+          <w:iCs/>
+        </w:rPr>
+        <w:t xml:space="preserve"> </w:t>
+      </w:r>
+      <w:r>
+        <w:rPr>
+          <w:i/>
+          <w:iCs/>
+        </w:rPr>
+        <w:t xml:space="preserve">Microsoft Wordin</w:t>
+      </w:r>
+      <w:r>
+        <w:rPr>
+          <w:i/>
+          <w:iCs/>
+        </w:rPr>
+        <w:t xml:space="preserve"> </w:t>
+      </w:r>
+      <w:r>
+        <w:rPr>
+          <w:i/>
+          <w:iCs/>
+        </w:rPr>
+        <w:t xml:space="preserve">avulla</w:t>
+      </w:r>
+      <w:r>
+        <w:t xml:space="preserve">. Retrieved</w:t>
+      </w:r>
+      <w:r>
+        <w:t xml:space="preserve"> </w:t>
+      </w:r>
+      <w:hyperlink r:id="rId164">
+        <w:r>
+          <w:rPr>
+            <w:rStyle w:val="Hyperlink"/>
+          </w:rPr>
+          <w:t xml:space="preserve">https://www.microsoft.com/fi-fi/microsoft-365/word/word-processor</w:t>
+        </w:r>
+      </w:hyperlink>
+    </w:p>
+    <w:bookmarkEnd w:id="165"/>
+    <w:bookmarkStart w:id="167" w:name="ref-zotero-item-13"/>
+    <w:p>
+      <w:pPr>
+        <w:pStyle w:val="Bibliography"/>
+      </w:pPr>
+      <w:r>
+        <w:t xml:space="preserve">Microsoft. (2024).</w:t>
       </w:r>
       <w:r>
         <w:t xml:space="preserve"> </w:t>
@@ -9641,7 +9811,7 @@
       <w:r>
         <w:t xml:space="preserve"> </w:t>
       </w:r>
-      <w:hyperlink r:id="rId158">
+      <w:hyperlink r:id="rId166">
         <w:r>
           <w:rPr>
             <w:rStyle w:val="Hyperlink"/>
@@ -9649,82 +9819,14 @@
           <w:t xml:space="preserve">https://microsoft.github.io/code-with-engineering-playbook/documentation/</w:t>
         </w:r>
       </w:hyperlink>
-      <w:r>
-        <w:t xml:space="preserve">.</w:t>
-      </w:r>
-    </w:p>
-    <w:bookmarkEnd w:id="159"/>
-    <w:bookmarkStart w:id="161" w:name="ref-zotero-item-19"/>
+    </w:p>
+    <w:bookmarkEnd w:id="167"/>
+    <w:bookmarkStart w:id="169" w:name="ref-zotero-item-58"/>
     <w:p>
       <w:pPr>
         <w:pStyle w:val="Bibliography"/>
       </w:pPr>
       <w:r>
-        <w:t xml:space="preserve">Microsoft. n.d.</w:t>
-      </w:r>
-      <w:r>
-        <w:t xml:space="preserve"> </w:t>
-      </w:r>
-      <w:r>
-        <w:rPr>
-          <w:i/>
-          <w:iCs/>
-        </w:rPr>
-        <w:t xml:space="preserve">Tutustu Helppoon Tekstinkäsittelyyn</w:t>
-      </w:r>
-      <w:r>
-        <w:rPr>
-          <w:i/>
-          <w:iCs/>
-        </w:rPr>
-        <w:t xml:space="preserve"> </w:t>
-      </w:r>
-      <w:r>
-        <w:rPr>
-          <w:i/>
-          <w:iCs/>
-        </w:rPr>
-        <w:t xml:space="preserve">Microsoft Wordin</w:t>
-      </w:r>
-      <w:r>
-        <w:rPr>
-          <w:i/>
-          <w:iCs/>
-        </w:rPr>
-        <w:t xml:space="preserve"> </w:t>
-      </w:r>
-      <w:r>
-        <w:rPr>
-          <w:i/>
-          <w:iCs/>
-        </w:rPr>
-        <w:t xml:space="preserve">Avulla</w:t>
-      </w:r>
-      <w:r>
-        <w:t xml:space="preserve">.</w:t>
-      </w:r>
-      <w:r>
-        <w:t xml:space="preserve"> </w:t>
-      </w:r>
-      <w:hyperlink r:id="rId160">
-        <w:r>
-          <w:rPr>
-            <w:rStyle w:val="Hyperlink"/>
-          </w:rPr>
-          <w:t xml:space="preserve">https://www.microsoft.com/fi-fi/microsoft-365/word/word-processor</w:t>
-        </w:r>
-      </w:hyperlink>
-      <w:r>
-        <w:t xml:space="preserve">.</w:t>
-      </w:r>
-    </w:p>
-    <w:bookmarkEnd w:id="161"/>
-    <w:bookmarkStart w:id="163" w:name="ref-zotero-item-58"/>
-    <w:p>
-      <w:pPr>
-        <w:pStyle w:val="Bibliography"/>
-      </w:pPr>
-      <w:r>
         <w:rPr>
           <w:i/>
           <w:iCs/>
@@ -9732,12 +9834,12 @@
         <w:t xml:space="preserve">Pagination</w:t>
       </w:r>
       <w:r>
-        <w:t xml:space="preserve">. 2024. Wordpress.</w:t>
-      </w:r>
-      <w:r>
-        <w:t xml:space="preserve"> </w:t>
-      </w:r>
-      <w:hyperlink r:id="rId162">
+        <w:t xml:space="preserve">. (2024). Wordpress.</w:t>
+      </w:r>
+      <w:r>
+        <w:t xml:space="preserve"> </w:t>
+      </w:r>
+      <w:hyperlink r:id="rId168">
         <w:r>
           <w:rPr>
             <w:rStyle w:val="Hyperlink"/>
@@ -9745,12 +9847,9 @@
           <w:t xml:space="preserve">https://developer.wordpress.org/rest-api/using-the-rest-api/pagination/</w:t>
         </w:r>
       </w:hyperlink>
-      <w:r>
-        <w:t xml:space="preserve">.</w:t>
-      </w:r>
-    </w:p>
-    <w:bookmarkEnd w:id="163"/>
-    <w:bookmarkStart w:id="165" w:name="ref-zotero-item-54"/>
+    </w:p>
+    <w:bookmarkEnd w:id="169"/>
+    <w:bookmarkStart w:id="171" w:name="ref-zotero-item-54"/>
     <w:p>
       <w:pPr>
         <w:pStyle w:val="Bibliography"/>
@@ -9763,12 +9862,12 @@
         <w:t xml:space="preserve">REST API Handbook</w:t>
       </w:r>
       <w:r>
-        <w:t xml:space="preserve">. 2024. Wordpress.</w:t>
-      </w:r>
-      <w:r>
-        <w:t xml:space="preserve"> </w:t>
-      </w:r>
-      <w:hyperlink r:id="rId164">
+        <w:t xml:space="preserve">. (2024). Wordpress.</w:t>
+      </w:r>
+      <w:r>
+        <w:t xml:space="preserve"> </w:t>
+      </w:r>
+      <w:hyperlink r:id="rId170">
         <w:r>
           <w:rPr>
             <w:rStyle w:val="Hyperlink"/>
@@ -9776,12 +9875,9 @@
           <w:t xml:space="preserve">https://developer.wordpress.org/rest-api/</w:t>
         </w:r>
       </w:hyperlink>
-      <w:r>
-        <w:t xml:space="preserve">.</w:t>
-      </w:r>
-    </w:p>
-    <w:bookmarkEnd w:id="165"/>
-    <w:bookmarkStart w:id="166" w:name="ref-zotero-item-55"/>
+    </w:p>
+    <w:bookmarkEnd w:id="171"/>
+    <w:bookmarkStart w:id="172" w:name="ref-zotero-item-55"/>
     <w:p>
       <w:pPr>
         <w:pStyle w:val="Bibliography"/>
@@ -9822,11 +9918,11 @@
         <w:t xml:space="preserve">Pages</w:t>
       </w:r>
       <w:r>
-        <w:t xml:space="preserve">. 2024. Wordpress.</w:t>
-      </w:r>
-    </w:p>
-    <w:bookmarkEnd w:id="166"/>
-    <w:bookmarkStart w:id="168" w:name="ref-zotero-item-57"/>
+        <w:t xml:space="preserve">. (2024). Wordpress.</w:t>
+      </w:r>
+    </w:p>
+    <w:bookmarkEnd w:id="172"/>
+    <w:bookmarkStart w:id="174" w:name="ref-zotero-item-57"/>
     <w:p>
       <w:pPr>
         <w:pStyle w:val="Bibliography"/>
@@ -9857,15 +9953,15 @@
           <w:i/>
           <w:iCs/>
         </w:rPr>
-        <w:t xml:space="preserve">.js Scripts from the Command Line</w:t>
-      </w:r>
-      <w:r>
-        <w:t xml:space="preserve">. 2026. OpenJS Foundation.</w:t>
-      </w:r>
-      <w:r>
-        <w:t xml:space="preserve"> </w:t>
-      </w:r>
-      <w:hyperlink r:id="rId167">
+        <w:t xml:space="preserve">.js scripts from the command line</w:t>
+      </w:r>
+      <w:r>
+        <w:t xml:space="preserve">. (2026). OpenJS Foundation.</w:t>
+      </w:r>
+      <w:r>
+        <w:t xml:space="preserve"> </w:t>
+      </w:r>
+      <w:hyperlink r:id="rId173">
         <w:r>
           <w:rPr>
             <w:rStyle w:val="Hyperlink"/>
@@ -9873,23 +9969,20 @@
           <w:t xml:space="preserve">https://nodejs.org/learn/command-line/run-nodejs-scripts-from-the-command-line</w:t>
         </w:r>
       </w:hyperlink>
-      <w:r>
-        <w:t xml:space="preserve">.</w:t>
-      </w:r>
-    </w:p>
-    <w:bookmarkEnd w:id="168"/>
-    <w:bookmarkStart w:id="170" w:name="ref-zotero-item-50"/>
+    </w:p>
+    <w:bookmarkEnd w:id="174"/>
+    <w:bookmarkStart w:id="176" w:name="ref-zotero-item-50"/>
     <w:p>
       <w:pPr>
         <w:pStyle w:val="Bibliography"/>
       </w:pPr>
       <w:r>
-        <w:t xml:space="preserve">Selfe, Cynthia. 2008. Taylor &amp; Francis Group.</w:t>
-      </w:r>
-      <w:r>
-        <w:t xml:space="preserve"> </w:t>
-      </w:r>
-      <w:hyperlink r:id="rId169">
+        <w:t xml:space="preserve">Selfe, C. (2008). Taylor &amp; Francis Group.</w:t>
+      </w:r>
+      <w:r>
+        <w:t xml:space="preserve"> </w:t>
+      </w:r>
+      <w:hyperlink r:id="rId175">
         <w:r>
           <w:rPr>
             <w:rStyle w:val="Hyperlink"/>
@@ -9897,12 +9990,9 @@
           <w:t xml:space="preserve">https://ebookcentral-proquest-com.ezproxy.hamk.fi/lib/hamk-ebooks/reader.action?docID=3117812&amp;c=UERG&amp;ppg=133</w:t>
         </w:r>
       </w:hyperlink>
-      <w:r>
-        <w:t xml:space="preserve">.</w:t>
-      </w:r>
-    </w:p>
-    <w:bookmarkEnd w:id="170"/>
-    <w:bookmarkStart w:id="171" w:name="ref-zotero-item-31"/>
+    </w:p>
+    <w:bookmarkEnd w:id="176"/>
+    <w:bookmarkStart w:id="177" w:name="ref-zotero-item-31"/>
     <w:p>
       <w:pPr>
         <w:pStyle w:val="Bibliography"/>
@@ -9917,24 +10007,24 @@
         <w:t xml:space="preserve">9001:2015 (2015).</w:t>
       </w:r>
     </w:p>
-    <w:bookmarkEnd w:id="171"/>
-    <w:bookmarkStart w:id="173" w:name="ref-zotero-item-48"/>
+    <w:bookmarkEnd w:id="177"/>
+    <w:bookmarkStart w:id="179" w:name="ref-zotero-item-48"/>
     <w:p>
       <w:pPr>
         <w:pStyle w:val="Bibliography"/>
       </w:pPr>
       <w:r>
-        <w:t xml:space="preserve">Thomchick, Richard. 2018.</w:t>
-      </w:r>
-      <w:r>
-        <w:t xml:space="preserve"> </w:t>
-      </w:r>
-      <w:r>
-        <w:rPr>
-          <w:i/>
-          <w:iCs/>
-        </w:rPr>
-        <w:t xml:space="preserve">Improving Access to</w:t>
+        <w:t xml:space="preserve">Thomchick, R. (2018).</w:t>
+      </w:r>
+      <w:r>
+        <w:t xml:space="preserve"> </w:t>
+      </w:r>
+      <w:r>
+        <w:rPr>
+          <w:i/>
+          <w:iCs/>
+        </w:rPr>
+        <w:t xml:space="preserve">Improving access to</w:t>
       </w:r>
       <w:r>
         <w:rPr>
@@ -9962,7 +10052,7 @@
           <w:i/>
           <w:iCs/>
         </w:rPr>
-        <w:t xml:space="preserve">Documentation for Developers with</w:t>
+        <w:t xml:space="preserve">documentation for developers with</w:t>
       </w:r>
       <w:r>
         <w:rPr>
@@ -9979,12 +10069,15 @@
         <w:t xml:space="preserve">Docs-as-Code-as-a-service</w:t>
       </w:r>
       <w:r>
-        <w:t xml:space="preserve">. Vol. 55.</w:t>
-      </w:r>
-      <w:r>
-        <w:t xml:space="preserve"> </w:t>
-      </w:r>
-      <w:hyperlink r:id="rId172">
+        <w:t xml:space="preserve"> </w:t>
+      </w:r>
+      <w:r>
+        <w:t xml:space="preserve">(Vol. 55).</w:t>
+      </w:r>
+      <w:r>
+        <w:t xml:space="preserve"> </w:t>
+      </w:r>
+      <w:hyperlink r:id="rId178">
         <w:r>
           <w:rPr>
             <w:rStyle w:val="Hyperlink"/>
@@ -9992,12 +10085,9 @@
           <w:t xml:space="preserve">https://asistdl-onlinelibrary-wiley-com.ezproxy.hamk.fi/doi/epdf/10.1002/pra2.2018.14505501171</w:t>
         </w:r>
       </w:hyperlink>
-      <w:r>
-        <w:t xml:space="preserve">.</w:t>
-      </w:r>
-    </w:p>
-    <w:bookmarkEnd w:id="173"/>
-    <w:bookmarkStart w:id="175" w:name="ref-zotero-item-56"/>
+    </w:p>
+    <w:bookmarkEnd w:id="179"/>
+    <w:bookmarkStart w:id="181" w:name="ref-zotero-item-56"/>
     <w:p>
       <w:pPr>
         <w:pStyle w:val="Bibliography"/>
@@ -10010,12 +10100,12 @@
         <w:t xml:space="preserve">TypeScript</w:t>
       </w:r>
       <w:r>
-        <w:t xml:space="preserve">. 2026. Microsoft.</w:t>
-      </w:r>
-      <w:r>
-        <w:t xml:space="preserve"> </w:t>
-      </w:r>
-      <w:hyperlink r:id="rId174">
+        <w:t xml:space="preserve">. (2026). Microsoft.</w:t>
+      </w:r>
+      <w:r>
+        <w:t xml:space="preserve"> </w:t>
+      </w:r>
+      <w:hyperlink r:id="rId180">
         <w:r>
           <w:rPr>
             <w:rStyle w:val="Hyperlink"/>
@@ -10023,13 +10113,10 @@
           <w:t xml:space="preserve">https://www.typescriptlang.org/</w:t>
         </w:r>
       </w:hyperlink>
-      <w:r>
-        <w:t xml:space="preserve">.</w:t>
-      </w:r>
-    </w:p>
-    <w:bookmarkEnd w:id="175"/>
-    <w:bookmarkEnd w:id="176"/>
-    <w:bookmarkEnd w:id="177"/>
+    </w:p>
+    <w:bookmarkEnd w:id="181"/>
+    <w:bookmarkEnd w:id="182"/>
+    <w:bookmarkEnd w:id="183"/>
     <w:sectPr>
       <w:footnotePr>
         <w:numRestart w:val="eachSect"/>
